--- a/ADG/01장/1장_실습문제_정답.docx
+++ b/ADG/01장/1장_실습문제_정답.docx
@@ -53,7 +53,7 @@
           <w:b/>
           <w:sz w:val="21"/>
         </w:rPr>
-        <w:t>[하-02] 정답: ① 30개</w:t>
+        <w:t>[하-02] 정답: ③ 30개</w:t>
       </w:r>
     </w:p>
     <w:p>
@@ -72,7 +72,7 @@
           <w:b/>
           <w:sz w:val="21"/>
         </w:rPr>
-        <w:t>[하-03] 정답: ① Cascaded standby</w:t>
+        <w:t>[하-03] 정답: ③ Cascaded standby</w:t>
       </w:r>
     </w:p>
     <w:p>
@@ -91,7 +91,7 @@
           <w:b/>
           <w:sz w:val="21"/>
         </w:rPr>
-        <w:t>[하-04] 정답: ① 미디어 복구(Redo Apply)</w:t>
+        <w:t>[하-04] 정답: ③ 미디어 복구(Redo Apply)</w:t>
       </w:r>
     </w:p>
     <w:p>
@@ -110,7 +110,7 @@
           <w:b/>
           <w:sz w:val="21"/>
         </w:rPr>
-        <w:t>[하-05] 정답: ① LogMiner 기반 SQL Apply</w:t>
+        <w:t>[하-05] 정답: ② LogMiner 기반 SQL Apply</w:t>
       </w:r>
     </w:p>
     <w:p>
@@ -129,7 +129,7 @@
           <w:b/>
           <w:sz w:val="21"/>
         </w:rPr>
-        <w:t>[하-06] 정답: ① 백업 서비스</w:t>
+        <w:t>[하-06] 정답: ② 백업 서비스</w:t>
       </w:r>
     </w:p>
     <w:p>
@@ -167,7 +167,7 @@
           <w:b/>
           <w:sz w:val="21"/>
         </w:rPr>
-        <w:t>[하-08] 정답: ① MRP</w:t>
+        <w:t>[하-08] 정답: ② MRP</w:t>
       </w:r>
     </w:p>
     <w:p>
@@ -186,7 +186,7 @@
           <w:b/>
           <w:sz w:val="21"/>
         </w:rPr>
-        <w:t>[하-09] 정답: ① RFS</w:t>
+        <w:t>[하-09] 정답: ② RFS</w:t>
       </w:r>
     </w:p>
     <w:p>
@@ -205,7 +205,7 @@
           <w:b/>
           <w:sz w:val="21"/>
         </w:rPr>
-        <w:t>[하-10] 정답: ① Maximum Performance</w:t>
+        <w:t>[하-10] 정답: ② Maximum Performance</w:t>
       </w:r>
     </w:p>
     <w:p>
@@ -243,7 +243,7 @@
           <w:b/>
           <w:sz w:val="21"/>
         </w:rPr>
-        <w:t>[하-12] 정답: ① READ ONLY WITH APPLY</w:t>
+        <w:t>[하-12] 정답: ④ READ ONLY WITH APPLY</w:t>
       </w:r>
     </w:p>
     <w:p>
@@ -262,7 +262,7 @@
           <w:b/>
           <w:sz w:val="21"/>
         </w:rPr>
-        <w:t>[하-13] 정답: ① Enterprise Edition</w:t>
+        <w:t>[하-13] 정답: ④ Enterprise Edition</w:t>
       </w:r>
     </w:p>
     <w:p>
@@ -281,7 +281,7 @@
           <w:b/>
           <w:sz w:val="21"/>
         </w:rPr>
-        <w:t>[하-14] 정답: ① DGMGRL</w:t>
+        <w:t>[하-14] 정답: ② DGMGRL</w:t>
       </w:r>
     </w:p>
     <w:p>
@@ -319,7 +319,7 @@
           <w:b/>
           <w:sz w:val="21"/>
         </w:rPr>
-        <w:t>[하-16] 정답: ① ARCHIVELOG</w:t>
+        <w:t>[하-16] 정답: ③ ARCHIVELOG</w:t>
       </w:r>
     </w:p>
     <w:p>
@@ -338,7 +338,7 @@
           <w:b/>
           <w:sz w:val="21"/>
         </w:rPr>
-        <w:t>[하-17] 정답: ① ORA-16000</w:t>
+        <w:t>[하-17] 정답: ② ORA-16000</w:t>
       </w:r>
     </w:p>
     <w:p>
@@ -357,7 +357,7 @@
           <w:b/>
           <w:sz w:val="21"/>
         </w:rPr>
-        <w:t>[하-18] 정답: ① 전부 폐기된다</w:t>
+        <w:t>[하-18] 정답: ② 전부 폐기된다</w:t>
       </w:r>
     </w:p>
     <w:p>
@@ -395,7 +395,7 @@
           <w:b/>
           <w:sz w:val="21"/>
         </w:rPr>
-        <w:t>[하-20] 정답: ① Failover</w:t>
+        <w:t>[하-20] 정답: ④ Failover</w:t>
       </w:r>
     </w:p>
     <w:p>
@@ -441,7 +441,7 @@
           <w:b/>
           <w:sz w:val="21"/>
         </w:rPr>
-        <w:t>[중-02] 정답: ① 전자는 새 DBID를 부여하고 후자는 원본의 DBID를 유지한다</w:t>
+        <w:t>[중-02] 정답: ③ 전자는 새 DBID를 부여하고 후자는 원본의 DBID를 유지한다</w:t>
       </w:r>
     </w:p>
     <w:p>
@@ -460,7 +460,7 @@
           <w:b/>
           <w:sz w:val="21"/>
         </w:rPr>
-        <w:t>[중-03] 정답: ① `LOG_ARCHIVE_DEST_n` 목적지 31개 중 하나를 로컬이 쓰기 때문</w:t>
+        <w:t>[중-03] 정답: ③ `LOG_ARCHIVE_DEST_n` 목적지 31개 중 하나를 로컬이 쓰기 때문</w:t>
       </w:r>
     </w:p>
     <w:p>
@@ -479,7 +479,7 @@
           <w:b/>
           <w:sz w:val="21"/>
         </w:rPr>
-        <w:t>[중-04] 정답: ① 온라인 리두 로그에서 읽어 비동기로 Standby에 전송한다</w:t>
+        <w:t>[중-04] 정답: ④ 온라인 리두 로그에서 읽어 비동기로 Standby에 전송한다</w:t>
       </w:r>
     </w:p>
     <w:p>
@@ -536,7 +536,7 @@
           <w:b/>
           <w:sz w:val="21"/>
         </w:rPr>
-        <w:t>[중-07] 정답: ① 정상이다. MRP는 Standby에만 존재한다</w:t>
+        <w:t>[중-07] 정답: ③ 정상이다. MRP는 Standby에만 존재한다</w:t>
       </w:r>
     </w:p>
     <w:p>
@@ -555,7 +555,7 @@
           <w:b/>
           <w:sz w:val="21"/>
         </w:rPr>
-        <w:t>[중-08] 정답: ① ORA-01665: control file is not a standby control file</w:t>
+        <w:t>[중-08] 정답: ④ ORA-01665: control file is not a standby control file</w:t>
       </w:r>
     </w:p>
     <w:p>
@@ -593,7 +593,7 @@
           <w:b/>
           <w:sz w:val="21"/>
         </w:rPr>
-        <w:t>[중-10] 정답: ① Primary가 종료된다</w:t>
+        <w:t>[중-10] 정답: ④ Primary가 종료된다</w:t>
       </w:r>
     </w:p>
     <w:p>
@@ -631,7 +631,7 @@
           <w:b/>
           <w:sz w:val="21"/>
         </w:rPr>
-        <w:t>[중-12] 정답: ① 필요한 아카이브 리두 로그가 Primary에서 이미 삭제된 경우</w:t>
+        <w:t>[중-12] 정답: ③ 필요한 아카이브 리두 로그가 Primary에서 이미 삭제된 경우</w:t>
       </w:r>
     </w:p>
     <w:p>
@@ -650,7 +650,7 @@
           <w:b/>
           <w:sz w:val="21"/>
         </w:rPr>
-        <w:t>[중-13] 정답: ① 보장 복원 지점(guaranteed restore point)</w:t>
+        <w:t>[중-13] 정답: ② 보장 복원 지점(guaranteed restore point)</w:t>
       </w:r>
     </w:p>
     <w:p>
@@ -669,7 +669,7 @@
           <w:b/>
           <w:sz w:val="21"/>
         </w:rPr>
-        <w:t>[중-14] 정답: ① 갱신 가능한 상태가 되려면 일반 컨트롤 파일이 필요하기 때문</w:t>
+        <w:t>[중-14] 정답: ④ 갱신 가능한 상태가 되려면 일반 컨트롤 파일이 필요하기 때문</w:t>
       </w:r>
     </w:p>
     <w:p>
@@ -688,7 +688,7 @@
           <w:b/>
           <w:sz w:val="21"/>
         </w:rPr>
-        <w:t>[중-15] 정답: ① Snapshot standby</w:t>
+        <w:t>[중-15] 정답: ② Snapshot standby</w:t>
       </w:r>
     </w:p>
     <w:p>
@@ -707,7 +707,7 @@
           <w:b/>
           <w:sz w:val="21"/>
         </w:rPr>
-        <w:t>[중-16] 정답: ① CDB 환경에서 수집 결과가 PDB 컨테이너에 있었기 때문</w:t>
+        <w:t>[중-16] 정답: ② CDB 환경에서 수집 결과가 PDB 컨테이너에 있었기 때문</w:t>
       </w:r>
     </w:p>
     <w:p>
@@ -764,7 +764,7 @@
           <w:b/>
           <w:sz w:val="21"/>
         </w:rPr>
-        <w:t>[중-19] 정답: ① ORA-01034: ORACLE not available</w:t>
+        <w:t>[중-19] 정답: ③ ORA-01034: ORACLE not available</w:t>
       </w:r>
     </w:p>
     <w:p>
@@ -783,7 +783,7 @@
           <w:b/>
           <w:sz w:val="21"/>
         </w:rPr>
-        <w:t>[중-20] 정답: ① SESSIONTIMEZONE</w:t>
+        <w:t>[중-20] 정답: ③ SESSIONTIMEZONE</w:t>
       </w:r>
     </w:p>
     <w:p>
@@ -810,7 +810,7 @@
           <w:b/>
           <w:sz w:val="21"/>
         </w:rPr>
-        <w:t>[상-01] 정답: ① 실시간 적용이 동작 중이며 적용이 수신을 바짝 따라가고 있다</w:t>
+        <w:t>[상-01] 정답: ④ 실시간 적용이 동작 중이며 적용이 수신을 바짝 따라가고 있다</w:t>
       </w:r>
     </w:p>
     <w:p>
@@ -829,7 +829,7 @@
           <w:b/>
           <w:sz w:val="21"/>
         </w:rPr>
-        <w:t>[상-02] 정답: ① NSSn은 SYNC 전송 전용이며 ASYNC에서는 TTnn이 담당한다</w:t>
+        <w:t>[상-02] 정답: ③ NSSn은 SYNC 전송 전용이며 ASYNC에서는 TTnn이 담당한다</w:t>
       </w:r>
     </w:p>
     <w:p>
@@ -848,7 +848,7 @@
           <w:b/>
           <w:sz w:val="21"/>
         </w:rPr>
-        <w:t>[상-03] 정답: ① 정상이다. MOUNT 상태라 닫을 데이터베이스가 없어 나오는 안내 메시지다</w:t>
+        <w:t>[상-03] 정답: ④ 정상이다. MOUNT 상태라 닫을 데이터베이스가 없어 나오는 안내 메시지다</w:t>
       </w:r>
     </w:p>
     <w:p>
@@ -867,7 +867,7 @@
           <w:b/>
           <w:sz w:val="21"/>
         </w:rPr>
-        <w:t>[상-04] 정답: ① 읽기 전용이라 복제받은 딕셔너리 값이 그대로 남아 갱신되지 않기 때문</w:t>
+        <w:t>[상-04] 정답: ③ 읽기 전용이라 복제받은 딕셔너리 값이 그대로 남아 갱신되지 않기 때문</w:t>
       </w:r>
     </w:p>
     <w:p>
@@ -905,7 +905,7 @@
           <w:b/>
           <w:sz w:val="21"/>
         </w:rPr>
-        <w:t>[상-06] 정답: ① 해당 데이터베이스가 리두를 받아 오는 상위 데이터베이스</w:t>
+        <w:t>[상-06] 정답: ④ 해당 데이터베이스가 리두를 받아 오는 상위 데이터베이스</w:t>
       </w:r>
     </w:p>
     <w:p>
@@ -924,7 +924,7 @@
           <w:b/>
           <w:sz w:val="21"/>
         </w:rPr>
-        <w:t>[상-07] 정답: ① 전자는 내 플랫폼명을, 후자는 그 플랫폼의 엔디안을 알려 주기 때문</w:t>
+        <w:t>[상-07] 정답: ② 전자는 내 플랫폼명을, 후자는 그 플랫폼의 엔디안을 알려 주기 때문</w:t>
       </w:r>
     </w:p>
     <w:p>
@@ -943,7 +943,7 @@
           <w:b/>
           <w:sz w:val="21"/>
         </w:rPr>
-        <w:t>[상-08] 정답: ① 리두가 적용되지 않아 Standby로 동작할 수 없다</w:t>
+        <w:t>[상-08] 정답: ④ 리두가 적용되지 않아 Standby로 동작할 수 없다</w:t>
       </w:r>
     </w:p>
     <w:p>
@@ -962,7 +962,7 @@
           <w:b/>
           <w:sz w:val="21"/>
         </w:rPr>
-        <w:t>[상-09] 정답: ① Active Data Guard 옵션 라이선스 보유 여부</w:t>
+        <w:t>[상-09] 정답: ③ Active Data Guard 옵션 라이선스 보유 여부</w:t>
       </w:r>
     </w:p>
     <w:p>
@@ -981,7 +981,7 @@
           <w:b/>
           <w:sz w:val="21"/>
         </w:rPr>
-        <w:t>[상-10] 정답: ① Primary는 역할을 넘겨줄 준비가 되었고, Standby 쪽 값은 이 상태에서 정상이다</w:t>
+        <w:t>[상-10] 정답: ④ Primary는 역할을 넘겨줄 준비가 되었고, Standby 쪽 값은 이 상태에서 정상이다</w:t>
       </w:r>
     </w:p>
     <w:p>

--- a/ADG/01장/1장_실습문제_정답.docx
+++ b/ADG/01장/1장_실습문제_정답.docx
@@ -62,7 +62,21 @@
           <w:rFonts w:ascii="맑은 고딕" w:hAnsi="맑은 고딕" w:eastAsia="맑은 고딕"/>
           <w:sz w:val="21"/>
         </w:rPr>
-        <w:t>해설: `LOG_ARCHIVE_DEST_n` 목적지가 최대 31개이고 그중 하나를 로컬 아카이브가 쓰므로 원격 Standby용으로 30개가 남는다.</w:t>
+        <w:t xml:space="preserve">해설: </w:t>
+      </w:r>
+      <w:r>
+        <w:rPr>
+          <w:rFonts w:ascii="Consolas" w:hAnsi="Consolas" w:eastAsia="맑은 고딕"/>
+          <w:sz w:val="21"/>
+        </w:rPr>
+        <w:t xml:space="preserve">LOG_ARCHIVE_DEST_n</w:t>
+      </w:r>
+      <w:r>
+        <w:rPr>
+          <w:rFonts w:ascii="맑은 고딕" w:hAnsi="맑은 고딕" w:eastAsia="맑은 고딕"/>
+          <w:sz w:val="21"/>
+        </w:rPr>
+        <w:t xml:space="preserve"> 목적지가 최대 31개이고 그중 하나를 로컬 아카이브가 쓰므로 원격 Standby용으로 30개가 남는다.</w:t>
       </w:r>
     </w:p>
     <w:p>
@@ -233,7 +247,35 @@
           <w:rFonts w:ascii="맑은 고딕" w:hAnsi="맑은 고딕" w:eastAsia="맑은 고딕"/>
           <w:sz w:val="21"/>
         </w:rPr>
-        <w:t>해설: 실측에서 chicago는 `DATABASE_ROLE = PRIMARY`, `OPEN_MODE = READ WRITE`였다.</w:t>
+        <w:t xml:space="preserve">해설: 실측에서 chicago는 </w:t>
+      </w:r>
+      <w:r>
+        <w:rPr>
+          <w:rFonts w:ascii="Consolas" w:hAnsi="Consolas" w:eastAsia="맑은 고딕"/>
+          <w:sz w:val="21"/>
+        </w:rPr>
+        <w:t xml:space="preserve">DATABASE_ROLE = PRIMARY</w:t>
+      </w:r>
+      <w:r>
+        <w:rPr>
+          <w:rFonts w:ascii="맑은 고딕" w:hAnsi="맑은 고딕" w:eastAsia="맑은 고딕"/>
+          <w:sz w:val="21"/>
+        </w:rPr>
+        <w:t xml:space="preserve">, </w:t>
+      </w:r>
+      <w:r>
+        <w:rPr>
+          <w:rFonts w:ascii="Consolas" w:hAnsi="Consolas" w:eastAsia="맑은 고딕"/>
+          <w:sz w:val="21"/>
+        </w:rPr>
+        <w:t xml:space="preserve">OPEN_MODE = READ WRITE</w:t>
+      </w:r>
+      <w:r>
+        <w:rPr>
+          <w:rFonts w:ascii="맑은 고딕" w:hAnsi="맑은 고딕" w:eastAsia="맑은 고딕"/>
+          <w:sz w:val="21"/>
+        </w:rPr>
+        <w:t xml:space="preserve">였다.</w:t>
       </w:r>
     </w:p>
     <w:p>
@@ -309,7 +351,35 @@
           <w:rFonts w:ascii="맑은 고딕" w:hAnsi="맑은 고딕" w:eastAsia="맑은 고딕"/>
           <w:sz w:val="21"/>
         </w:rPr>
-        <w:t>해설: 물리 복제본이므로 `DB_NAME`은 양쪽이 같다. 둘을 구별하는 이름은 `DB_UNIQUE_NAME`이며 실측에서 chicago와 boston이었다.</w:t>
+        <w:t xml:space="preserve">해설: 물리 복제본이므로 </w:t>
+      </w:r>
+      <w:r>
+        <w:rPr>
+          <w:rFonts w:ascii="Consolas" w:hAnsi="Consolas" w:eastAsia="맑은 고딕"/>
+          <w:sz w:val="21"/>
+        </w:rPr>
+        <w:t xml:space="preserve">DB_NAME</w:t>
+      </w:r>
+      <w:r>
+        <w:rPr>
+          <w:rFonts w:ascii="맑은 고딕" w:hAnsi="맑은 고딕" w:eastAsia="맑은 고딕"/>
+          <w:sz w:val="21"/>
+        </w:rPr>
+        <w:t xml:space="preserve">은 양쪽이 같다. 둘을 구별하는 이름은 </w:t>
+      </w:r>
+      <w:r>
+        <w:rPr>
+          <w:rFonts w:ascii="Consolas" w:hAnsi="Consolas" w:eastAsia="맑은 고딕"/>
+          <w:sz w:val="21"/>
+        </w:rPr>
+        <w:t xml:space="preserve">DB_UNIQUE_NAME</w:t>
+      </w:r>
+      <w:r>
+        <w:rPr>
+          <w:rFonts w:ascii="맑은 고딕" w:hAnsi="맑은 고딕" w:eastAsia="맑은 고딕"/>
+          <w:sz w:val="21"/>
+        </w:rPr>
+        <w:t xml:space="preserve">이며 실측에서 chicago와 boston이었다.</w:t>
       </w:r>
     </w:p>
     <w:p>
@@ -431,7 +501,49 @@
           <w:rFonts w:ascii="맑은 고딕" w:hAnsi="맑은 고딕" w:eastAsia="맑은 고딕"/>
           <w:sz w:val="21"/>
         </w:rPr>
-        <w:t>해설: DBID는 양쪽이 같아야 한다. 실측에서 두 노드 모두 1852041610이었다. `DB_UNIQUE_NAME`·`DATABASE_ROLE`·`CONTROLFILE_TYPE`은 달라야 한다.</w:t>
+        <w:t xml:space="preserve">해설: DBID는 양쪽이 같아야 한다. 실측에서 두 노드 모두 1852041610이었다. </w:t>
+      </w:r>
+      <w:r>
+        <w:rPr>
+          <w:rFonts w:ascii="Consolas" w:hAnsi="Consolas" w:eastAsia="맑은 고딕"/>
+          <w:sz w:val="21"/>
+        </w:rPr>
+        <w:t xml:space="preserve">DB_UNIQUE_NAME</w:t>
+      </w:r>
+      <w:r>
+        <w:rPr>
+          <w:rFonts w:ascii="맑은 고딕" w:hAnsi="맑은 고딕" w:eastAsia="맑은 고딕"/>
+          <w:sz w:val="21"/>
+        </w:rPr>
+        <w:t xml:space="preserve">·</w:t>
+      </w:r>
+      <w:r>
+        <w:rPr>
+          <w:rFonts w:ascii="Consolas" w:hAnsi="Consolas" w:eastAsia="맑은 고딕"/>
+          <w:sz w:val="21"/>
+        </w:rPr>
+        <w:t xml:space="preserve">DATABASE_ROLE</w:t>
+      </w:r>
+      <w:r>
+        <w:rPr>
+          <w:rFonts w:ascii="맑은 고딕" w:hAnsi="맑은 고딕" w:eastAsia="맑은 고딕"/>
+          <w:sz w:val="21"/>
+        </w:rPr>
+        <w:t xml:space="preserve">·</w:t>
+      </w:r>
+      <w:r>
+        <w:rPr>
+          <w:rFonts w:ascii="Consolas" w:hAnsi="Consolas" w:eastAsia="맑은 고딕"/>
+          <w:sz w:val="21"/>
+        </w:rPr>
+        <w:t xml:space="preserve">CONTROLFILE_TYPE</w:t>
+      </w:r>
+      <w:r>
+        <w:rPr>
+          <w:rFonts w:ascii="맑은 고딕" w:hAnsi="맑은 고딕" w:eastAsia="맑은 고딕"/>
+          <w:sz w:val="21"/>
+        </w:rPr>
+        <w:t xml:space="preserve">은 달라야 한다.</w:t>
       </w:r>
     </w:p>
     <w:p>
@@ -450,7 +562,21 @@
           <w:rFonts w:ascii="맑은 고딕" w:hAnsi="맑은 고딕" w:eastAsia="맑은 고딕"/>
           <w:sz w:val="21"/>
         </w:rPr>
-        <w:t>해설: BR 17장의 일반 DUPLICATE는 원본과 관계가 끊긴 독립 DB를 만든다. `FOR STANDBY`는 DBID를 물려받아 리두를 계속 받아들일 자격을 유지한다. 결과 상태도 OPEN과 MOUNT+Redo Apply로 갈린다.</w:t>
+        <w:t xml:space="preserve">해설: BR 17장의 일반 DUPLICATE는 원본과 관계가 끊긴 독립 DB를 만든다. </w:t>
+      </w:r>
+      <w:r>
+        <w:rPr>
+          <w:rFonts w:ascii="Consolas" w:hAnsi="Consolas" w:eastAsia="맑은 고딕"/>
+          <w:sz w:val="21"/>
+        </w:rPr>
+        <w:t xml:space="preserve">FOR STANDBY</w:t>
+      </w:r>
+      <w:r>
+        <w:rPr>
+          <w:rFonts w:ascii="맑은 고딕" w:hAnsi="맑은 고딕" w:eastAsia="맑은 고딕"/>
+          <w:sz w:val="21"/>
+        </w:rPr>
+        <w:t xml:space="preserve">는 DBID를 물려받아 리두를 계속 받아들일 자격을 유지한다. 결과 상태도 OPEN과 MOUNT+Redo Apply로 갈린다.</w:t>
       </w:r>
     </w:p>
     <w:p>
@@ -460,7 +586,23 @@
           <w:b/>
           <w:sz w:val="21"/>
         </w:rPr>
-        <w:t>[중-03] 정답: ③ `LOG_ARCHIVE_DEST_n` 목적지 31개 중 하나를 로컬이 쓰기 때문</w:t>
+        <w:t xml:space="preserve">[중-03] 정답: ③ </w:t>
+      </w:r>
+      <w:r>
+        <w:rPr>
+          <w:rFonts w:ascii="Consolas" w:hAnsi="Consolas" w:eastAsia="맑은 고딕"/>
+          <w:b/>
+          <w:sz w:val="21"/>
+        </w:rPr>
+        <w:t xml:space="preserve">LOG_ARCHIVE_DEST_n</w:t>
+      </w:r>
+      <w:r>
+        <w:rPr>
+          <w:rFonts w:ascii="맑은 고딕" w:hAnsi="맑은 고딕" w:eastAsia="맑은 고딕"/>
+          <w:b/>
+          <w:sz w:val="21"/>
+        </w:rPr>
+        <w:t xml:space="preserve"> 목적지 31개 중 하나를 로컬이 쓰기 때문</w:t>
       </w:r>
     </w:p>
     <w:p>
@@ -507,7 +649,21 @@
           <w:rFonts w:ascii="맑은 고딕" w:hAnsi="맑은 고딕" w:eastAsia="맑은 고딕"/>
           <w:sz w:val="21"/>
         </w:rPr>
-        <w:t>해설: 실측에서 rfs 'RFS async'의 `CLIENT_ROLE`이 'async ORL single'이었고, 이는 Primary의 TT04와 짝이라는 뜻이다. 'RFS ping'은 'gap manager'(TT00)와 짝이다.</w:t>
+        <w:t xml:space="preserve">해설: 실측에서 rfs 'RFS async'의 </w:t>
+      </w:r>
+      <w:r>
+        <w:rPr>
+          <w:rFonts w:ascii="Consolas" w:hAnsi="Consolas" w:eastAsia="맑은 고딕"/>
+          <w:sz w:val="21"/>
+        </w:rPr>
+        <w:t xml:space="preserve">CLIENT_ROLE</w:t>
+      </w:r>
+      <w:r>
+        <w:rPr>
+          <w:rFonts w:ascii="맑은 고딕" w:hAnsi="맑은 고딕" w:eastAsia="맑은 고딕"/>
+          <w:sz w:val="21"/>
+        </w:rPr>
+        <w:t xml:space="preserve">이 'async ORL single'이었고, 이는 Primary의 TT04와 짝이라는 뜻이다. 'RFS ping'은 'gap manager'(TT00)와 짝이다.</w:t>
       </w:r>
     </w:p>
     <w:p>
@@ -545,7 +701,21 @@
           <w:rFonts w:ascii="맑은 고딕" w:hAnsi="맑은 고딕" w:eastAsia="맑은 고딕"/>
           <w:sz w:val="21"/>
         </w:rPr>
-        <w:t>해설: 진단의 첫 질문은 "지금 어느 노드에 접속해 있는가"다. Primary에서 MRP를 찾으면 `no rows selected`가 나오는 것이 정상이다.</w:t>
+        <w:t xml:space="preserve">해설: 진단의 첫 질문은 "지금 어느 노드에 접속해 있는가"다. Primary에서 MRP를 찾으면 </w:t>
+      </w:r>
+      <w:r>
+        <w:rPr>
+          <w:rFonts w:ascii="Consolas" w:hAnsi="Consolas" w:eastAsia="맑은 고딕"/>
+          <w:sz w:val="21"/>
+        </w:rPr>
+        <w:t xml:space="preserve">no rows selected</w:t>
+      </w:r>
+      <w:r>
+        <w:rPr>
+          <w:rFonts w:ascii="맑은 고딕" w:hAnsi="맑은 고딕" w:eastAsia="맑은 고딕"/>
+          <w:sz w:val="21"/>
+        </w:rPr>
+        <w:t xml:space="preserve">가 나오는 것이 정상이다.</w:t>
       </w:r>
     </w:p>
     <w:p>
@@ -564,7 +734,21 @@
           <w:rFonts w:ascii="맑은 고딕" w:hAnsi="맑은 고딕" w:eastAsia="맑은 고딕"/>
           <w:sz w:val="21"/>
         </w:rPr>
-        <w:t>해설: Primary의 컨트롤 파일은 CURRENT 유형이므로 standby 복구를 시작할 수 없다. 실습 01에서 확인한 `CONTROLFILE_TYPE` 값이 여기서 그대로 걸린다.</w:t>
+        <w:t xml:space="preserve">해설: Primary의 컨트롤 파일은 CURRENT 유형이므로 standby 복구를 시작할 수 없다. 실습 01에서 확인한 </w:t>
+      </w:r>
+      <w:r>
+        <w:rPr>
+          <w:rFonts w:ascii="Consolas" w:hAnsi="Consolas" w:eastAsia="맑은 고딕"/>
+          <w:sz w:val="21"/>
+        </w:rPr>
+        <w:t xml:space="preserve">CONTROLFILE_TYPE</w:t>
+      </w:r>
+      <w:r>
+        <w:rPr>
+          <w:rFonts w:ascii="맑은 고딕" w:hAnsi="맑은 고딕" w:eastAsia="맑은 고딕"/>
+          <w:sz w:val="21"/>
+        </w:rPr>
+        <w:t xml:space="preserve"> 값이 여기서 그대로 걸린다.</w:t>
       </w:r>
     </w:p>
     <w:p>
@@ -583,7 +767,35 @@
           <w:rFonts w:ascii="맑은 고딕" w:hAnsi="맑은 고딕" w:eastAsia="맑은 고딕"/>
           <w:sz w:val="21"/>
         </w:rPr>
-        <w:t>해설: `PROTECTION_MODE`는 설정값, `PROTECTION_LEVEL`은 지금 달성 중인 수준이다. 전송이 끊기면 LEVEL만 떨어져 두 값이 어긋난다. 2장에서 재현한다.</w:t>
+        <w:t xml:space="preserve">해설: </w:t>
+      </w:r>
+      <w:r>
+        <w:rPr>
+          <w:rFonts w:ascii="Consolas" w:hAnsi="Consolas" w:eastAsia="맑은 고딕"/>
+          <w:sz w:val="21"/>
+        </w:rPr>
+        <w:t xml:space="preserve">PROTECTION_MODE</w:t>
+      </w:r>
+      <w:r>
+        <w:rPr>
+          <w:rFonts w:ascii="맑은 고딕" w:hAnsi="맑은 고딕" w:eastAsia="맑은 고딕"/>
+          <w:sz w:val="21"/>
+        </w:rPr>
+        <w:t xml:space="preserve">는 설정값, </w:t>
+      </w:r>
+      <w:r>
+        <w:rPr>
+          <w:rFonts w:ascii="Consolas" w:hAnsi="Consolas" w:eastAsia="맑은 고딕"/>
+          <w:sz w:val="21"/>
+        </w:rPr>
+        <w:t xml:space="preserve">PROTECTION_LEVEL</w:t>
+      </w:r>
+      <w:r>
+        <w:rPr>
+          <w:rFonts w:ascii="맑은 고딕" w:hAnsi="맑은 고딕" w:eastAsia="맑은 고딕"/>
+          <w:sz w:val="21"/>
+        </w:rPr>
+        <w:t xml:space="preserve">은 지금 달성 중인 수준이다. 전송이 끊기면 LEVEL만 떨어져 두 값이 어긋난다. 2장에서 재현한다.</w:t>
       </w:r>
     </w:p>
     <w:p>
@@ -659,7 +871,35 @@
           <w:rFonts w:ascii="맑은 고딕" w:hAnsi="맑은 고딕" w:eastAsia="맑은 고딕"/>
           <w:sz w:val="21"/>
         </w:rPr>
-        <w:t>해설: 실측에서 `SNAPSHOT_STANDBY_REQUIRED_08/26/2026 18:22:01`이 SCN 2173646으로 만들어졌고 `GUARANTEE_FLASHBACK_DATABASE`가 YES였다.</w:t>
+        <w:t xml:space="preserve">해설: 실측에서 </w:t>
+      </w:r>
+      <w:r>
+        <w:rPr>
+          <w:rFonts w:ascii="Consolas" w:hAnsi="Consolas" w:eastAsia="맑은 고딕"/>
+          <w:sz w:val="21"/>
+        </w:rPr>
+        <w:t xml:space="preserve">SNAPSHOT_STANDBY_REQUIRED_08/26/2026 18:22:01</w:t>
+      </w:r>
+      <w:r>
+        <w:rPr>
+          <w:rFonts w:ascii="맑은 고딕" w:hAnsi="맑은 고딕" w:eastAsia="맑은 고딕"/>
+          <w:sz w:val="21"/>
+        </w:rPr>
+        <w:t xml:space="preserve">이 SCN 2173646으로 만들어졌고 </w:t>
+      </w:r>
+      <w:r>
+        <w:rPr>
+          <w:rFonts w:ascii="Consolas" w:hAnsi="Consolas" w:eastAsia="맑은 고딕"/>
+          <w:sz w:val="21"/>
+        </w:rPr>
+        <w:t xml:space="preserve">GUARANTEE_FLASHBACK_DATABASE</w:t>
+      </w:r>
+      <w:r>
+        <w:rPr>
+          <w:rFonts w:ascii="맑은 고딕" w:hAnsi="맑은 고딕" w:eastAsia="맑은 고딕"/>
+          <w:sz w:val="21"/>
+        </w:rPr>
+        <w:t xml:space="preserve">가 YES였다.</w:t>
       </w:r>
     </w:p>
     <w:p>
@@ -716,7 +956,49 @@
           <w:rFonts w:ascii="맑은 고딕" w:hAnsi="맑은 고딕" w:eastAsia="맑은 고딕"/>
           <w:sz w:val="21"/>
         </w:rPr>
-        <w:t>해설: CDB$ROOT에서 `DBA_` 뷰는 현재 컨테이너의 행만 보여 준다. 실측에서 `CDB_FEATURE_USAGE_STATISTICS`에는 243행이 있었고 전부 `CON_ID = 3`(chicago_pdb1)이었다.</w:t>
+        <w:t xml:space="preserve">해설: CDB$ROOT에서 </w:t>
+      </w:r>
+      <w:r>
+        <w:rPr>
+          <w:rFonts w:ascii="Consolas" w:hAnsi="Consolas" w:eastAsia="맑은 고딕"/>
+          <w:sz w:val="21"/>
+        </w:rPr>
+        <w:t xml:space="preserve">DBA_</w:t>
+      </w:r>
+      <w:r>
+        <w:rPr>
+          <w:rFonts w:ascii="맑은 고딕" w:hAnsi="맑은 고딕" w:eastAsia="맑은 고딕"/>
+          <w:sz w:val="21"/>
+        </w:rPr>
+        <w:t xml:space="preserve"> 뷰는 현재 컨테이너의 행만 보여 준다. 실측에서 </w:t>
+      </w:r>
+      <w:r>
+        <w:rPr>
+          <w:rFonts w:ascii="Consolas" w:hAnsi="Consolas" w:eastAsia="맑은 고딕"/>
+          <w:sz w:val="21"/>
+        </w:rPr>
+        <w:t xml:space="preserve">CDB_FEATURE_USAGE_STATISTICS</w:t>
+      </w:r>
+      <w:r>
+        <w:rPr>
+          <w:rFonts w:ascii="맑은 고딕" w:hAnsi="맑은 고딕" w:eastAsia="맑은 고딕"/>
+          <w:sz w:val="21"/>
+        </w:rPr>
+        <w:t xml:space="preserve">에는 243행이 있었고 전부 </w:t>
+      </w:r>
+      <w:r>
+        <w:rPr>
+          <w:rFonts w:ascii="Consolas" w:hAnsi="Consolas" w:eastAsia="맑은 고딕"/>
+          <w:sz w:val="21"/>
+        </w:rPr>
+        <w:t xml:space="preserve">CON_ID = 3</w:t>
+      </w:r>
+      <w:r>
+        <w:rPr>
+          <w:rFonts w:ascii="맑은 고딕" w:hAnsi="맑은 고딕" w:eastAsia="맑은 고딕"/>
+          <w:sz w:val="21"/>
+        </w:rPr>
+        <w:t xml:space="preserve">(chicago_pdb1)이었다.</w:t>
       </w:r>
     </w:p>
     <w:p>
@@ -726,7 +1008,15 @@
           <w:b/>
           <w:sz w:val="21"/>
         </w:rPr>
-        <w:t>[중-17] 정답: ① Standby의 `V$DATABASE.OPEN_MODE`</w:t>
+        <w:t xml:space="preserve">[중-17] 정답: ① Standby의 </w:t>
+      </w:r>
+      <w:r>
+        <w:rPr>
+          <w:rFonts w:ascii="Consolas" w:hAnsi="Consolas" w:eastAsia="맑은 고딕"/>
+          <w:b/>
+          <w:sz w:val="21"/>
+        </w:rPr>
+        <w:t xml:space="preserve">V$DATABASE.OPEN_MODE</w:t>
       </w:r>
     </w:p>
     <w:p>
@@ -735,7 +1025,21 @@
           <w:rFonts w:ascii="맑은 고딕" w:hAnsi="맑은 고딕" w:eastAsia="맑은 고딕"/>
           <w:sz w:val="21"/>
         </w:rPr>
-        <w:t>해설: 그 값이 READ ONLY WITH APPLY라면 옵션을 쓰고 있는 것이다. 실측에서 `DETECTED_USAGES`는 양쪽 모두 0이었으므로 사용 이력 뷰만으로는 판정할 수 없다.</w:t>
+        <w:t xml:space="preserve">해설: 그 값이 READ ONLY WITH APPLY라면 옵션을 쓰고 있는 것이다. 실측에서 </w:t>
+      </w:r>
+      <w:r>
+        <w:rPr>
+          <w:rFonts w:ascii="Consolas" w:hAnsi="Consolas" w:eastAsia="맑은 고딕"/>
+          <w:sz w:val="21"/>
+        </w:rPr>
+        <w:t xml:space="preserve">DETECTED_USAGES</w:t>
+      </w:r>
+      <w:r>
+        <w:rPr>
+          <w:rFonts w:ascii="맑은 고딕" w:hAnsi="맑은 고딕" w:eastAsia="맑은 고딕"/>
+          <w:sz w:val="21"/>
+        </w:rPr>
+        <w:t xml:space="preserve">는 양쪽 모두 0이었으므로 사용 이력 뷰만으로는 판정할 수 없다.</w:t>
       </w:r>
     </w:p>
     <w:p>
@@ -773,7 +1077,35 @@
           <w:rFonts w:ascii="맑은 고딕" w:hAnsi="맑은 고딕" w:eastAsia="맑은 고딕"/>
           <w:sz w:val="21"/>
         </w:rPr>
-        <w:t>해설: boston-srv에는 boston 인스턴스만 있다. 두 노드의 `DB_NAME`이 chicago로 같아 SID와 혼동하기 쉽다. 인스턴스를 고르는 값은 `ORACLE_SID`다.</w:t>
+        <w:t xml:space="preserve">해설: boston-srv에는 boston 인스턴스만 있다. 두 노드의 </w:t>
+      </w:r>
+      <w:r>
+        <w:rPr>
+          <w:rFonts w:ascii="Consolas" w:hAnsi="Consolas" w:eastAsia="맑은 고딕"/>
+          <w:sz w:val="21"/>
+        </w:rPr>
+        <w:t xml:space="preserve">DB_NAME</w:t>
+      </w:r>
+      <w:r>
+        <w:rPr>
+          <w:rFonts w:ascii="맑은 고딕" w:hAnsi="맑은 고딕" w:eastAsia="맑은 고딕"/>
+          <w:sz w:val="21"/>
+        </w:rPr>
+        <w:t xml:space="preserve">이 chicago로 같아 SID와 혼동하기 쉽다. 인스턴스를 고르는 값은 </w:t>
+      </w:r>
+      <w:r>
+        <w:rPr>
+          <w:rFonts w:ascii="Consolas" w:hAnsi="Consolas" w:eastAsia="맑은 고딕"/>
+          <w:sz w:val="21"/>
+        </w:rPr>
+        <w:t xml:space="preserve">ORACLE_SID</w:t>
+      </w:r>
+      <w:r>
+        <w:rPr>
+          <w:rFonts w:ascii="맑은 고딕" w:hAnsi="맑은 고딕" w:eastAsia="맑은 고딕"/>
+          <w:sz w:val="21"/>
+        </w:rPr>
+        <w:t xml:space="preserve">다.</w:t>
       </w:r>
     </w:p>
     <w:p>
@@ -792,7 +1124,35 @@
           <w:rFonts w:ascii="맑은 고딕" w:hAnsi="맑은 고딕" w:eastAsia="맑은 고딕"/>
           <w:sz w:val="21"/>
         </w:rPr>
-        <w:t>해설: `SESSIONTIMEZONE`은 접속한 클라이언트의 설정일 뿐이다. 실측에서 두 노드 모두 `DBTIMEZONE`은 +00:00으로 같고 세션은 +09:00이었다.</w:t>
+        <w:t xml:space="preserve">해설: </w:t>
+      </w:r>
+      <w:r>
+        <w:rPr>
+          <w:rFonts w:ascii="Consolas" w:hAnsi="Consolas" w:eastAsia="맑은 고딕"/>
+          <w:sz w:val="21"/>
+        </w:rPr>
+        <w:t xml:space="preserve">SESSIONTIMEZONE</w:t>
+      </w:r>
+      <w:r>
+        <w:rPr>
+          <w:rFonts w:ascii="맑은 고딕" w:hAnsi="맑은 고딕" w:eastAsia="맑은 고딕"/>
+          <w:sz w:val="21"/>
+        </w:rPr>
+        <w:t xml:space="preserve">은 접속한 클라이언트의 설정일 뿐이다. 실측에서 두 노드 모두 </w:t>
+      </w:r>
+      <w:r>
+        <w:rPr>
+          <w:rFonts w:ascii="Consolas" w:hAnsi="Consolas" w:eastAsia="맑은 고딕"/>
+          <w:sz w:val="21"/>
+        </w:rPr>
+        <w:t xml:space="preserve">DBTIMEZONE</w:t>
+      </w:r>
+      <w:r>
+        <w:rPr>
+          <w:rFonts w:ascii="맑은 고딕" w:hAnsi="맑은 고딕" w:eastAsia="맑은 고딕"/>
+          <w:sz w:val="21"/>
+        </w:rPr>
+        <w:t xml:space="preserve">은 +00:00으로 같고 세션은 +09:00이었다.</w:t>
       </w:r>
     </w:p>
     <w:p>
@@ -857,7 +1217,21 @@
           <w:rFonts w:ascii="맑은 고딕" w:hAnsi="맑은 고딕" w:eastAsia="맑은 고딕"/>
           <w:sz w:val="21"/>
         </w:rPr>
-        <w:t>해설: 변환은 MOUNT 상태에서 수행하므로 직후의 `SHUTDOWN IMMEDIATE`는 닫을 대상이 없다. SQL*Plus가 ORA-01109로 알린 뒤 곧바로 dismount로 넘어간다. 이어지는 'Database dismounted'가 절차가 계속됐다는 증거다.</w:t>
+        <w:t xml:space="preserve">해설: 변환은 MOUNT 상태에서 수행하므로 직후의 </w:t>
+      </w:r>
+      <w:r>
+        <w:rPr>
+          <w:rFonts w:ascii="Consolas" w:hAnsi="Consolas" w:eastAsia="맑은 고딕"/>
+          <w:sz w:val="21"/>
+        </w:rPr>
+        <w:t xml:space="preserve">SHUTDOWN IMMEDIATE</w:t>
+      </w:r>
+      <w:r>
+        <w:rPr>
+          <w:rFonts w:ascii="맑은 고딕" w:hAnsi="맑은 고딕" w:eastAsia="맑은 고딕"/>
+          <w:sz w:val="21"/>
+        </w:rPr>
+        <w:t xml:space="preserve">는 닫을 대상이 없다. SQL*Plus가 ORA-01109로 알린 뒤 곧바로 dismount로 넘어간다. 이어지는 'Database dismounted'가 절차가 계속됐다는 증거다.</w:t>
       </w:r>
     </w:p>
     <w:p>
@@ -914,7 +1288,21 @@
           <w:rFonts w:ascii="맑은 고딕" w:hAnsi="맑은 고딕" w:eastAsia="맑은 고딕"/>
           <w:sz w:val="21"/>
         </w:rPr>
-        <w:t>해설: 실측에서 chicago의 `PARENT_DBUN`은 NONE(최상위 Primary), boston은 chicago였다. 캐스케이딩 구성에서는 이 열이 여러 단계로 이어진다.</w:t>
+        <w:t xml:space="preserve">해설: 실측에서 chicago의 </w:t>
+      </w:r>
+      <w:r>
+        <w:rPr>
+          <w:rFonts w:ascii="Consolas" w:hAnsi="Consolas" w:eastAsia="맑은 고딕"/>
+          <w:sz w:val="21"/>
+        </w:rPr>
+        <w:t xml:space="preserve">PARENT_DBUN</w:t>
+      </w:r>
+      <w:r>
+        <w:rPr>
+          <w:rFonts w:ascii="맑은 고딕" w:hAnsi="맑은 고딕" w:eastAsia="맑은 고딕"/>
+          <w:sz w:val="21"/>
+        </w:rPr>
+        <w:t xml:space="preserve">은 NONE(최상위 Primary), boston은 chicago였다. 캐스케이딩 구성에서는 이 열이 여러 단계로 이어진다.</w:t>
       </w:r>
     </w:p>
     <w:p>
@@ -933,7 +1321,35 @@
           <w:rFonts w:ascii="맑은 고딕" w:hAnsi="맑은 고딕" w:eastAsia="맑은 고딕"/>
           <w:sz w:val="21"/>
         </w:rPr>
-        <w:t>해설: `V$DATABASE`만으로는 엔디안을 알 수 없고 `V$TRANSPORTABLE_PLATFORM`만으로는 자신이 어느 플랫폼인지 알 수 없다. 조인해야 플랫폼 ID와 엔디안을 한 번에 얻는다.</w:t>
+        <w:t xml:space="preserve">해설: </w:t>
+      </w:r>
+      <w:r>
+        <w:rPr>
+          <w:rFonts w:ascii="Consolas" w:hAnsi="Consolas" w:eastAsia="맑은 고딕"/>
+          <w:sz w:val="21"/>
+        </w:rPr>
+        <w:t xml:space="preserve">V$DATABASE</w:t>
+      </w:r>
+      <w:r>
+        <w:rPr>
+          <w:rFonts w:ascii="맑은 고딕" w:hAnsi="맑은 고딕" w:eastAsia="맑은 고딕"/>
+          <w:sz w:val="21"/>
+        </w:rPr>
+        <w:t xml:space="preserve">만으로는 엔디안을 알 수 없고 </w:t>
+      </w:r>
+      <w:r>
+        <w:rPr>
+          <w:rFonts w:ascii="Consolas" w:hAnsi="Consolas" w:eastAsia="맑은 고딕"/>
+          <w:sz w:val="21"/>
+        </w:rPr>
+        <w:t xml:space="preserve">V$TRANSPORTABLE_PLATFORM</w:t>
+      </w:r>
+      <w:r>
+        <w:rPr>
+          <w:rFonts w:ascii="맑은 고딕" w:hAnsi="맑은 고딕" w:eastAsia="맑은 고딕"/>
+          <w:sz w:val="21"/>
+        </w:rPr>
+        <w:t xml:space="preserve">만으로는 자신이 어느 플랫폼인지 알 수 없다. 조인해야 플랫폼 ID와 엔디안을 한 번에 얻는다.</w:t>
       </w:r>
     </w:p>
     <w:p>
@@ -971,7 +1387,21 @@
           <w:rFonts w:ascii="맑은 고딕" w:hAnsi="맑은 고딕" w:eastAsia="맑은 고딕"/>
           <w:sz w:val="21"/>
         </w:rPr>
-        <w:t>해설: Standby를 열어 조회에 쓰는 것이 Real-Time Query이며 별도 유상 옵션이다. 하드웨어 사양은 달라도 되고 `SESSIONTIMEZONE`은 무관하다.</w:t>
+        <w:t xml:space="preserve">해설: Standby를 열어 조회에 쓰는 것이 Real-Time Query이며 별도 유상 옵션이다. 하드웨어 사양은 달라도 되고 </w:t>
+      </w:r>
+      <w:r>
+        <w:rPr>
+          <w:rFonts w:ascii="Consolas" w:hAnsi="Consolas" w:eastAsia="맑은 고딕"/>
+          <w:sz w:val="21"/>
+        </w:rPr>
+        <w:t xml:space="preserve">SESSIONTIMEZONE</w:t>
+      </w:r>
+      <w:r>
+        <w:rPr>
+          <w:rFonts w:ascii="맑은 고딕" w:hAnsi="맑은 고딕" w:eastAsia="맑은 고딕"/>
+          <w:sz w:val="21"/>
+        </w:rPr>
+        <w:t xml:space="preserve">은 무관하다.</w:t>
       </w:r>
     </w:p>
     <w:p>
@@ -990,10 +1420,26 @@
           <w:rFonts w:ascii="맑은 고딕" w:hAnsi="맑은 고딕" w:eastAsia="맑은 고딕"/>
           <w:sz w:val="21"/>
         </w:rPr>
-        <w:t>해설: `SWITCHOVER_STATUS`는 Primary에서 TO STANDBY, Standby에서 NOT ALLOWED로 나타나는 것이 정상적인 조합이다. 이 열은 16장 역할 전환의 사전 점검 지표로 다시 쓴다.</w:t>
+        <w:t xml:space="preserve">해설: </w:t>
+      </w:r>
+      <w:r>
+        <w:rPr>
+          <w:rFonts w:ascii="Consolas" w:hAnsi="Consolas" w:eastAsia="맑은 고딕"/>
+          <w:sz w:val="21"/>
+        </w:rPr>
+        <w:t xml:space="preserve">SWITCHOVER_STATUS</w:t>
+      </w:r>
+      <w:r>
+        <w:rPr>
+          <w:rFonts w:ascii="맑은 고딕" w:hAnsi="맑은 고딕" w:eastAsia="맑은 고딕"/>
+          <w:sz w:val="21"/>
+        </w:rPr>
+        <w:t xml:space="preserve">는 Primary에서 TO STANDBY, Standby에서 NOT ALLOWED로 나타나는 것이 정상적인 조합이다. 이 열은 16장 역할 전환의 사전 점검 지표로 다시 쓴다.</w:t>
       </w:r>
     </w:p>
     <w:sectPr>
+      <w:headerReference w:type="default" r:id="rId9"/>
+      <w:footerReference w:type="default" r:id="rId10"/>
       <w:pgSz w:w="12240" w:h="15840"/>
       <w:pgMar w:top="1440" w:right="1800" w:bottom="1440" w:left="1800" w:header="720" w:footer="720" w:gutter="0"/>
       <w:cols w:space="720"/>
@@ -1001,6 +1447,26 @@
     </w:sectPr>
   </w:body>
 </w:document>
+</file>
+
+<file path=word/footer1.xml><?xml version="1.0" encoding="utf-8"?>
+<w:ftr xmlns:m="http://schemas.openxmlformats.org/officeDocument/2006/math" xmlns:mc="http://schemas.openxmlformats.org/markup-compatibility/2006" xmlns:mo="http://schemas.microsoft.com/office/mac/office/2008/main" xmlns:mv="urn:schemas-microsoft-com:mac:vml" xmlns:o="urn:schemas-microsoft-com:office:office" xmlns:r="http://schemas.openxmlformats.org/officeDocument/2006/relationships" xmlns:v="urn:schemas-microsoft-com:vml" xmlns:w10="urn:schemas-microsoft-com:office:word" xmlns:w14="http://schemas.microsoft.com/office/word/2010/wordml" xmlns:w="http://schemas.openxmlformats.org/wordprocessingml/2006/main" xmlns:wne="http://schemas.microsoft.com/office/word/2006/wordml" xmlns:wp14="http://schemas.microsoft.com/office/word/2010/wordprocessingDrawing" xmlns:wp="http://schemas.openxmlformats.org/drawingml/2006/wordprocessingDrawing" xmlns:wpc="http://schemas.microsoft.com/office/word/2010/wordprocessingCanvas" xmlns:wpg="http://schemas.microsoft.com/office/word/2010/wordprocessingGroup" xmlns:wpi="http://schemas.microsoft.com/office/word/2010/wordprocessingInk" xmlns:wps="http://schemas.microsoft.com/office/word/2010/wordprocessingShape" mc:Ignorable="w14 wp14">
+  <w:p>
+    <w:pPr>
+      <w:pStyle w:val="Footer"/>
+    </w:pPr>
+  </w:p>
+</w:ftr>
+</file>
+
+<file path=word/header1.xml><?xml version="1.0" encoding="utf-8"?>
+<w:hdr xmlns:m="http://schemas.openxmlformats.org/officeDocument/2006/math" xmlns:mc="http://schemas.openxmlformats.org/markup-compatibility/2006" xmlns:mo="http://schemas.microsoft.com/office/mac/office/2008/main" xmlns:mv="urn:schemas-microsoft-com:mac:vml" xmlns:o="urn:schemas-microsoft-com:office:office" xmlns:r="http://schemas.openxmlformats.org/officeDocument/2006/relationships" xmlns:v="urn:schemas-microsoft-com:vml" xmlns:w10="urn:schemas-microsoft-com:office:word" xmlns:w14="http://schemas.microsoft.com/office/word/2010/wordml" xmlns:w="http://schemas.openxmlformats.org/wordprocessingml/2006/main" xmlns:wne="http://schemas.microsoft.com/office/word/2006/wordml" xmlns:wp14="http://schemas.microsoft.com/office/word/2010/wordprocessingDrawing" xmlns:wp="http://schemas.openxmlformats.org/drawingml/2006/wordprocessingDrawing" xmlns:wpc="http://schemas.microsoft.com/office/word/2010/wordprocessingCanvas" xmlns:wpg="http://schemas.microsoft.com/office/word/2010/wordprocessingGroup" xmlns:wpi="http://schemas.microsoft.com/office/word/2010/wordprocessingInk" xmlns:wps="http://schemas.microsoft.com/office/word/2010/wordprocessingShape" mc:Ignorable="w14 wp14">
+  <w:p>
+    <w:pPr>
+      <w:pStyle w:val="Header"/>
+    </w:pPr>
+  </w:p>
+</w:hdr>
 </file>
 
 <file path=word/numbering.xml><?xml version="1.0" encoding="utf-8"?>

--- a/ADG/01장/1장_실습문제_정답.docx
+++ b/ADG/01장/1장_실습문제_정답.docx
@@ -53,7 +53,7 @@
           <w:b/>
           <w:sz w:val="21"/>
         </w:rPr>
-        <w:t>[하-02] 정답: ① 30개</w:t>
+        <w:t>[하-02] 정답: ③ 30개</w:t>
       </w:r>
     </w:p>
     <w:p>
@@ -62,7 +62,21 @@
           <w:rFonts w:ascii="맑은 고딕" w:hAnsi="맑은 고딕" w:eastAsia="맑은 고딕"/>
           <w:sz w:val="21"/>
         </w:rPr>
-        <w:t>해설: `LOG_ARCHIVE_DEST_n` 목적지가 최대 31개이고 그중 하나를 로컬 아카이브가 쓰므로 원격 Standby용으로 30개가 남는다.</w:t>
+        <w:t xml:space="preserve">해설: </w:t>
+      </w:r>
+      <w:r>
+        <w:rPr>
+          <w:rFonts w:ascii="Consolas" w:hAnsi="Consolas" w:eastAsia="맑은 고딕"/>
+          <w:sz w:val="21"/>
+        </w:rPr>
+        <w:t xml:space="preserve">LOG_ARCHIVE_DEST_n</w:t>
+      </w:r>
+      <w:r>
+        <w:rPr>
+          <w:rFonts w:ascii="맑은 고딕" w:hAnsi="맑은 고딕" w:eastAsia="맑은 고딕"/>
+          <w:sz w:val="21"/>
+        </w:rPr>
+        <w:t xml:space="preserve"> 목적지가 최대 31개이고 그중 하나를 로컬 아카이브가 쓰므로 원격 Standby용으로 30개가 남는다.</w:t>
       </w:r>
     </w:p>
     <w:p>
@@ -72,7 +86,7 @@
           <w:b/>
           <w:sz w:val="21"/>
         </w:rPr>
-        <w:t>[하-03] 정답: ① Cascaded standby</w:t>
+        <w:t>[하-03] 정답: ③ Cascaded standby</w:t>
       </w:r>
     </w:p>
     <w:p>
@@ -91,7 +105,7 @@
           <w:b/>
           <w:sz w:val="21"/>
         </w:rPr>
-        <w:t>[하-04] 정답: ① 미디어 복구(Redo Apply)</w:t>
+        <w:t>[하-04] 정답: ③ 미디어 복구(Redo Apply)</w:t>
       </w:r>
     </w:p>
     <w:p>
@@ -110,7 +124,7 @@
           <w:b/>
           <w:sz w:val="21"/>
         </w:rPr>
-        <w:t>[하-05] 정답: ① LogMiner 기반 SQL Apply</w:t>
+        <w:t>[하-05] 정답: ② LogMiner 기반 SQL Apply</w:t>
       </w:r>
     </w:p>
     <w:p>
@@ -129,7 +143,7 @@
           <w:b/>
           <w:sz w:val="21"/>
         </w:rPr>
-        <w:t>[하-06] 정답: ① 백업 서비스</w:t>
+        <w:t>[하-06] 정답: ② 백업 서비스</w:t>
       </w:r>
     </w:p>
     <w:p>
@@ -167,7 +181,7 @@
           <w:b/>
           <w:sz w:val="21"/>
         </w:rPr>
-        <w:t>[하-08] 정답: ① MRP</w:t>
+        <w:t>[하-08] 정답: ② MRP</w:t>
       </w:r>
     </w:p>
     <w:p>
@@ -186,7 +200,7 @@
           <w:b/>
           <w:sz w:val="21"/>
         </w:rPr>
-        <w:t>[하-09] 정답: ① RFS</w:t>
+        <w:t>[하-09] 정답: ② RFS</w:t>
       </w:r>
     </w:p>
     <w:p>
@@ -205,7 +219,7 @@
           <w:b/>
           <w:sz w:val="21"/>
         </w:rPr>
-        <w:t>[하-10] 정답: ① Maximum Performance</w:t>
+        <w:t>[하-10] 정답: ② Maximum Performance</w:t>
       </w:r>
     </w:p>
     <w:p>
@@ -233,7 +247,35 @@
           <w:rFonts w:ascii="맑은 고딕" w:hAnsi="맑은 고딕" w:eastAsia="맑은 고딕"/>
           <w:sz w:val="21"/>
         </w:rPr>
-        <w:t>해설: 실측에서 chicago는 `DATABASE_ROLE = PRIMARY`, `OPEN_MODE = READ WRITE`였다.</w:t>
+        <w:t xml:space="preserve">해설: 실측에서 chicago는 </w:t>
+      </w:r>
+      <w:r>
+        <w:rPr>
+          <w:rFonts w:ascii="Consolas" w:hAnsi="Consolas" w:eastAsia="맑은 고딕"/>
+          <w:sz w:val="21"/>
+        </w:rPr>
+        <w:t xml:space="preserve">DATABASE_ROLE = PRIMARY</w:t>
+      </w:r>
+      <w:r>
+        <w:rPr>
+          <w:rFonts w:ascii="맑은 고딕" w:hAnsi="맑은 고딕" w:eastAsia="맑은 고딕"/>
+          <w:sz w:val="21"/>
+        </w:rPr>
+        <w:t xml:space="preserve">, </w:t>
+      </w:r>
+      <w:r>
+        <w:rPr>
+          <w:rFonts w:ascii="Consolas" w:hAnsi="Consolas" w:eastAsia="맑은 고딕"/>
+          <w:sz w:val="21"/>
+        </w:rPr>
+        <w:t xml:space="preserve">OPEN_MODE = READ WRITE</w:t>
+      </w:r>
+      <w:r>
+        <w:rPr>
+          <w:rFonts w:ascii="맑은 고딕" w:hAnsi="맑은 고딕" w:eastAsia="맑은 고딕"/>
+          <w:sz w:val="21"/>
+        </w:rPr>
+        <w:t xml:space="preserve">였다.</w:t>
       </w:r>
     </w:p>
     <w:p>
@@ -243,7 +285,7 @@
           <w:b/>
           <w:sz w:val="21"/>
         </w:rPr>
-        <w:t>[하-12] 정답: ① READ ONLY WITH APPLY</w:t>
+        <w:t>[하-12] 정답: ④ READ ONLY WITH APPLY</w:t>
       </w:r>
     </w:p>
     <w:p>
@@ -262,7 +304,7 @@
           <w:b/>
           <w:sz w:val="21"/>
         </w:rPr>
-        <w:t>[하-13] 정답: ① Enterprise Edition</w:t>
+        <w:t>[하-13] 정답: ④ Enterprise Edition</w:t>
       </w:r>
     </w:p>
     <w:p>
@@ -281,7 +323,7 @@
           <w:b/>
           <w:sz w:val="21"/>
         </w:rPr>
-        <w:t>[하-14] 정답: ① DGMGRL</w:t>
+        <w:t>[하-14] 정답: ② DGMGRL</w:t>
       </w:r>
     </w:p>
     <w:p>
@@ -309,7 +351,35 @@
           <w:rFonts w:ascii="맑은 고딕" w:hAnsi="맑은 고딕" w:eastAsia="맑은 고딕"/>
           <w:sz w:val="21"/>
         </w:rPr>
-        <w:t>해설: 물리 복제본이므로 `DB_NAME`은 양쪽이 같다. 둘을 구별하는 이름은 `DB_UNIQUE_NAME`이며 실측에서 chicago와 boston이었다.</w:t>
+        <w:t xml:space="preserve">해설: 물리 복제본이므로 </w:t>
+      </w:r>
+      <w:r>
+        <w:rPr>
+          <w:rFonts w:ascii="Consolas" w:hAnsi="Consolas" w:eastAsia="맑은 고딕"/>
+          <w:sz w:val="21"/>
+        </w:rPr>
+        <w:t xml:space="preserve">DB_NAME</w:t>
+      </w:r>
+      <w:r>
+        <w:rPr>
+          <w:rFonts w:ascii="맑은 고딕" w:hAnsi="맑은 고딕" w:eastAsia="맑은 고딕"/>
+          <w:sz w:val="21"/>
+        </w:rPr>
+        <w:t xml:space="preserve">은 양쪽이 같다. 둘을 구별하는 이름은 </w:t>
+      </w:r>
+      <w:r>
+        <w:rPr>
+          <w:rFonts w:ascii="Consolas" w:hAnsi="Consolas" w:eastAsia="맑은 고딕"/>
+          <w:sz w:val="21"/>
+        </w:rPr>
+        <w:t xml:space="preserve">DB_UNIQUE_NAME</w:t>
+      </w:r>
+      <w:r>
+        <w:rPr>
+          <w:rFonts w:ascii="맑은 고딕" w:hAnsi="맑은 고딕" w:eastAsia="맑은 고딕"/>
+          <w:sz w:val="21"/>
+        </w:rPr>
+        <w:t xml:space="preserve">이며 실측에서 chicago와 boston이었다.</w:t>
       </w:r>
     </w:p>
     <w:p>
@@ -319,7 +389,7 @@
           <w:b/>
           <w:sz w:val="21"/>
         </w:rPr>
-        <w:t>[하-16] 정답: ① ARCHIVELOG</w:t>
+        <w:t>[하-16] 정답: ③ ARCHIVELOG</w:t>
       </w:r>
     </w:p>
     <w:p>
@@ -338,7 +408,7 @@
           <w:b/>
           <w:sz w:val="21"/>
         </w:rPr>
-        <w:t>[하-17] 정답: ① ORA-16000</w:t>
+        <w:t>[하-17] 정답: ② ORA-16000</w:t>
       </w:r>
     </w:p>
     <w:p>
@@ -357,7 +427,7 @@
           <w:b/>
           <w:sz w:val="21"/>
         </w:rPr>
-        <w:t>[하-18] 정답: ① 전부 폐기된다</w:t>
+        <w:t>[하-18] 정답: ② 전부 폐기된다</w:t>
       </w:r>
     </w:p>
     <w:p>
@@ -395,7 +465,7 @@
           <w:b/>
           <w:sz w:val="21"/>
         </w:rPr>
-        <w:t>[하-20] 정답: ① Failover</w:t>
+        <w:t>[하-20] 정답: ④ Failover</w:t>
       </w:r>
     </w:p>
     <w:p>
@@ -431,7 +501,49 @@
           <w:rFonts w:ascii="맑은 고딕" w:hAnsi="맑은 고딕" w:eastAsia="맑은 고딕"/>
           <w:sz w:val="21"/>
         </w:rPr>
-        <w:t>해설: DBID는 양쪽이 같아야 한다. 실측에서 두 노드 모두 1852041610이었다. `DB_UNIQUE_NAME`·`DATABASE_ROLE`·`CONTROLFILE_TYPE`은 달라야 한다.</w:t>
+        <w:t xml:space="preserve">해설: DBID는 양쪽이 같아야 한다. 실측에서 두 노드 모두 1852041610이었다. </w:t>
+      </w:r>
+      <w:r>
+        <w:rPr>
+          <w:rFonts w:ascii="Consolas" w:hAnsi="Consolas" w:eastAsia="맑은 고딕"/>
+          <w:sz w:val="21"/>
+        </w:rPr>
+        <w:t xml:space="preserve">DB_UNIQUE_NAME</w:t>
+      </w:r>
+      <w:r>
+        <w:rPr>
+          <w:rFonts w:ascii="맑은 고딕" w:hAnsi="맑은 고딕" w:eastAsia="맑은 고딕"/>
+          <w:sz w:val="21"/>
+        </w:rPr>
+        <w:t xml:space="preserve">·</w:t>
+      </w:r>
+      <w:r>
+        <w:rPr>
+          <w:rFonts w:ascii="Consolas" w:hAnsi="Consolas" w:eastAsia="맑은 고딕"/>
+          <w:sz w:val="21"/>
+        </w:rPr>
+        <w:t xml:space="preserve">DATABASE_ROLE</w:t>
+      </w:r>
+      <w:r>
+        <w:rPr>
+          <w:rFonts w:ascii="맑은 고딕" w:hAnsi="맑은 고딕" w:eastAsia="맑은 고딕"/>
+          <w:sz w:val="21"/>
+        </w:rPr>
+        <w:t xml:space="preserve">·</w:t>
+      </w:r>
+      <w:r>
+        <w:rPr>
+          <w:rFonts w:ascii="Consolas" w:hAnsi="Consolas" w:eastAsia="맑은 고딕"/>
+          <w:sz w:val="21"/>
+        </w:rPr>
+        <w:t xml:space="preserve">CONTROLFILE_TYPE</w:t>
+      </w:r>
+      <w:r>
+        <w:rPr>
+          <w:rFonts w:ascii="맑은 고딕" w:hAnsi="맑은 고딕" w:eastAsia="맑은 고딕"/>
+          <w:sz w:val="21"/>
+        </w:rPr>
+        <w:t xml:space="preserve">은 달라야 한다.</w:t>
       </w:r>
     </w:p>
     <w:p>
@@ -441,7 +553,7 @@
           <w:b/>
           <w:sz w:val="21"/>
         </w:rPr>
-        <w:t>[중-02] 정답: ① 전자는 새 DBID를 부여하고 후자는 원본의 DBID를 유지한다</w:t>
+        <w:t>[중-02] 정답: ③ 전자는 새 DBID를 부여하고 후자는 원본의 DBID를 유지한다</w:t>
       </w:r>
     </w:p>
     <w:p>
@@ -450,7 +562,21 @@
           <w:rFonts w:ascii="맑은 고딕" w:hAnsi="맑은 고딕" w:eastAsia="맑은 고딕"/>
           <w:sz w:val="21"/>
         </w:rPr>
-        <w:t>해설: BR 17장의 일반 DUPLICATE는 원본과 관계가 끊긴 독립 DB를 만든다. `FOR STANDBY`는 DBID를 물려받아 리두를 계속 받아들일 자격을 유지한다. 결과 상태도 OPEN과 MOUNT+Redo Apply로 갈린다.</w:t>
+        <w:t xml:space="preserve">해설: BR 17장의 일반 DUPLICATE는 원본과 관계가 끊긴 독립 DB를 만든다. </w:t>
+      </w:r>
+      <w:r>
+        <w:rPr>
+          <w:rFonts w:ascii="Consolas" w:hAnsi="Consolas" w:eastAsia="맑은 고딕"/>
+          <w:sz w:val="21"/>
+        </w:rPr>
+        <w:t xml:space="preserve">FOR STANDBY</w:t>
+      </w:r>
+      <w:r>
+        <w:rPr>
+          <w:rFonts w:ascii="맑은 고딕" w:hAnsi="맑은 고딕" w:eastAsia="맑은 고딕"/>
+          <w:sz w:val="21"/>
+        </w:rPr>
+        <w:t xml:space="preserve">는 DBID를 물려받아 리두를 계속 받아들일 자격을 유지한다. 결과 상태도 OPEN과 MOUNT+Redo Apply로 갈린다.</w:t>
       </w:r>
     </w:p>
     <w:p>
@@ -460,7 +586,23 @@
           <w:b/>
           <w:sz w:val="21"/>
         </w:rPr>
-        <w:t>[중-03] 정답: ① `LOG_ARCHIVE_DEST_n` 목적지 31개 중 하나를 로컬이 쓰기 때문</w:t>
+        <w:t xml:space="preserve">[중-03] 정답: ③ </w:t>
+      </w:r>
+      <w:r>
+        <w:rPr>
+          <w:rFonts w:ascii="Consolas" w:hAnsi="Consolas" w:eastAsia="맑은 고딕"/>
+          <w:b/>
+          <w:sz w:val="21"/>
+        </w:rPr>
+        <w:t xml:space="preserve">LOG_ARCHIVE_DEST_n</w:t>
+      </w:r>
+      <w:r>
+        <w:rPr>
+          <w:rFonts w:ascii="맑은 고딕" w:hAnsi="맑은 고딕" w:eastAsia="맑은 고딕"/>
+          <w:b/>
+          <w:sz w:val="21"/>
+        </w:rPr>
+        <w:t xml:space="preserve"> 목적지 31개 중 하나를 로컬이 쓰기 때문</w:t>
       </w:r>
     </w:p>
     <w:p>
@@ -479,7 +621,7 @@
           <w:b/>
           <w:sz w:val="21"/>
         </w:rPr>
-        <w:t>[중-04] 정답: ① 온라인 리두 로그에서 읽어 비동기로 Standby에 전송한다</w:t>
+        <w:t>[중-04] 정답: ④ 온라인 리두 로그에서 읽어 비동기로 Standby에 전송한다</w:t>
       </w:r>
     </w:p>
     <w:p>
@@ -507,7 +649,21 @@
           <w:rFonts w:ascii="맑은 고딕" w:hAnsi="맑은 고딕" w:eastAsia="맑은 고딕"/>
           <w:sz w:val="21"/>
         </w:rPr>
-        <w:t>해설: 실측에서 rfs 'RFS async'의 `CLIENT_ROLE`이 'async ORL single'이었고, 이는 Primary의 TT04와 짝이라는 뜻이다. 'RFS ping'은 'gap manager'(TT00)와 짝이다.</w:t>
+        <w:t xml:space="preserve">해설: 실측에서 rfs 'RFS async'의 </w:t>
+      </w:r>
+      <w:r>
+        <w:rPr>
+          <w:rFonts w:ascii="Consolas" w:hAnsi="Consolas" w:eastAsia="맑은 고딕"/>
+          <w:sz w:val="21"/>
+        </w:rPr>
+        <w:t xml:space="preserve">CLIENT_ROLE</w:t>
+      </w:r>
+      <w:r>
+        <w:rPr>
+          <w:rFonts w:ascii="맑은 고딕" w:hAnsi="맑은 고딕" w:eastAsia="맑은 고딕"/>
+          <w:sz w:val="21"/>
+        </w:rPr>
+        <w:t xml:space="preserve">이 'async ORL single'이었고, 이는 Primary의 TT04와 짝이라는 뜻이다. 'RFS ping'은 'gap manager'(TT00)와 짝이다.</w:t>
       </w:r>
     </w:p>
     <w:p>
@@ -536,7 +692,7 @@
           <w:b/>
           <w:sz w:val="21"/>
         </w:rPr>
-        <w:t>[중-07] 정답: ① 정상이다. MRP는 Standby에만 존재한다</w:t>
+        <w:t>[중-07] 정답: ③ 정상이다. MRP는 Standby에만 존재한다</w:t>
       </w:r>
     </w:p>
     <w:p>
@@ -545,7 +701,21 @@
           <w:rFonts w:ascii="맑은 고딕" w:hAnsi="맑은 고딕" w:eastAsia="맑은 고딕"/>
           <w:sz w:val="21"/>
         </w:rPr>
-        <w:t>해설: 진단의 첫 질문은 "지금 어느 노드에 접속해 있는가"다. Primary에서 MRP를 찾으면 `no rows selected`가 나오는 것이 정상이다.</w:t>
+        <w:t xml:space="preserve">해설: 진단의 첫 질문은 "지금 어느 노드에 접속해 있는가"다. Primary에서 MRP를 찾으면 </w:t>
+      </w:r>
+      <w:r>
+        <w:rPr>
+          <w:rFonts w:ascii="Consolas" w:hAnsi="Consolas" w:eastAsia="맑은 고딕"/>
+          <w:sz w:val="21"/>
+        </w:rPr>
+        <w:t xml:space="preserve">no rows selected</w:t>
+      </w:r>
+      <w:r>
+        <w:rPr>
+          <w:rFonts w:ascii="맑은 고딕" w:hAnsi="맑은 고딕" w:eastAsia="맑은 고딕"/>
+          <w:sz w:val="21"/>
+        </w:rPr>
+        <w:t xml:space="preserve">가 나오는 것이 정상이다.</w:t>
       </w:r>
     </w:p>
     <w:p>
@@ -555,7 +725,7 @@
           <w:b/>
           <w:sz w:val="21"/>
         </w:rPr>
-        <w:t>[중-08] 정답: ① ORA-01665: control file is not a standby control file</w:t>
+        <w:t>[중-08] 정답: ④ ORA-01665: control file is not a standby control file</w:t>
       </w:r>
     </w:p>
     <w:p>
@@ -564,7 +734,21 @@
           <w:rFonts w:ascii="맑은 고딕" w:hAnsi="맑은 고딕" w:eastAsia="맑은 고딕"/>
           <w:sz w:val="21"/>
         </w:rPr>
-        <w:t>해설: Primary의 컨트롤 파일은 CURRENT 유형이므로 standby 복구를 시작할 수 없다. 실습 01에서 확인한 `CONTROLFILE_TYPE` 값이 여기서 그대로 걸린다.</w:t>
+        <w:t xml:space="preserve">해설: Primary의 컨트롤 파일은 CURRENT 유형이므로 standby 복구를 시작할 수 없다. 실습 01에서 확인한 </w:t>
+      </w:r>
+      <w:r>
+        <w:rPr>
+          <w:rFonts w:ascii="Consolas" w:hAnsi="Consolas" w:eastAsia="맑은 고딕"/>
+          <w:sz w:val="21"/>
+        </w:rPr>
+        <w:t xml:space="preserve">CONTROLFILE_TYPE</w:t>
+      </w:r>
+      <w:r>
+        <w:rPr>
+          <w:rFonts w:ascii="맑은 고딕" w:hAnsi="맑은 고딕" w:eastAsia="맑은 고딕"/>
+          <w:sz w:val="21"/>
+        </w:rPr>
+        <w:t xml:space="preserve"> 값이 여기서 그대로 걸린다.</w:t>
       </w:r>
     </w:p>
     <w:p>
@@ -583,7 +767,35 @@
           <w:rFonts w:ascii="맑은 고딕" w:hAnsi="맑은 고딕" w:eastAsia="맑은 고딕"/>
           <w:sz w:val="21"/>
         </w:rPr>
-        <w:t>해설: `PROTECTION_MODE`는 설정값, `PROTECTION_LEVEL`은 지금 달성 중인 수준이다. 전송이 끊기면 LEVEL만 떨어져 두 값이 어긋난다. 2장에서 재현한다.</w:t>
+        <w:t xml:space="preserve">해설: </w:t>
+      </w:r>
+      <w:r>
+        <w:rPr>
+          <w:rFonts w:ascii="Consolas" w:hAnsi="Consolas" w:eastAsia="맑은 고딕"/>
+          <w:sz w:val="21"/>
+        </w:rPr>
+        <w:t xml:space="preserve">PROTECTION_MODE</w:t>
+      </w:r>
+      <w:r>
+        <w:rPr>
+          <w:rFonts w:ascii="맑은 고딕" w:hAnsi="맑은 고딕" w:eastAsia="맑은 고딕"/>
+          <w:sz w:val="21"/>
+        </w:rPr>
+        <w:t xml:space="preserve">는 설정값, </w:t>
+      </w:r>
+      <w:r>
+        <w:rPr>
+          <w:rFonts w:ascii="Consolas" w:hAnsi="Consolas" w:eastAsia="맑은 고딕"/>
+          <w:sz w:val="21"/>
+        </w:rPr>
+        <w:t xml:space="preserve">PROTECTION_LEVEL</w:t>
+      </w:r>
+      <w:r>
+        <w:rPr>
+          <w:rFonts w:ascii="맑은 고딕" w:hAnsi="맑은 고딕" w:eastAsia="맑은 고딕"/>
+          <w:sz w:val="21"/>
+        </w:rPr>
+        <w:t xml:space="preserve">은 지금 달성 중인 수준이다. 전송이 끊기면 LEVEL만 떨어져 두 값이 어긋난다. 2장에서 재현한다.</w:t>
       </w:r>
     </w:p>
     <w:p>
@@ -593,7 +805,7 @@
           <w:b/>
           <w:sz w:val="21"/>
         </w:rPr>
-        <w:t>[중-10] 정답: ① Primary가 종료된다</w:t>
+        <w:t>[중-10] 정답: ④ Primary가 종료된다</w:t>
       </w:r>
     </w:p>
     <w:p>
@@ -631,7 +843,7 @@
           <w:b/>
           <w:sz w:val="21"/>
         </w:rPr>
-        <w:t>[중-12] 정답: ① 필요한 아카이브 리두 로그가 Primary에서 이미 삭제된 경우</w:t>
+        <w:t>[중-12] 정답: ③ 필요한 아카이브 리두 로그가 Primary에서 이미 삭제된 경우</w:t>
       </w:r>
     </w:p>
     <w:p>
@@ -650,7 +862,7 @@
           <w:b/>
           <w:sz w:val="21"/>
         </w:rPr>
-        <w:t>[중-13] 정답: ① 보장 복원 지점(guaranteed restore point)</w:t>
+        <w:t>[중-13] 정답: ② 보장 복원 지점(guaranteed restore point)</w:t>
       </w:r>
     </w:p>
     <w:p>
@@ -659,7 +871,35 @@
           <w:rFonts w:ascii="맑은 고딕" w:hAnsi="맑은 고딕" w:eastAsia="맑은 고딕"/>
           <w:sz w:val="21"/>
         </w:rPr>
-        <w:t>해설: 실측에서 `SNAPSHOT_STANDBY_REQUIRED_08/26/2026 18:22:01`이 SCN 2173646으로 만들어졌고 `GUARANTEE_FLASHBACK_DATABASE`가 YES였다.</w:t>
+        <w:t xml:space="preserve">해설: 실측에서 </w:t>
+      </w:r>
+      <w:r>
+        <w:rPr>
+          <w:rFonts w:ascii="Consolas" w:hAnsi="Consolas" w:eastAsia="맑은 고딕"/>
+          <w:sz w:val="21"/>
+        </w:rPr>
+        <w:t xml:space="preserve">SNAPSHOT_STANDBY_REQUIRED_08/26/2026 18:22:01</w:t>
+      </w:r>
+      <w:r>
+        <w:rPr>
+          <w:rFonts w:ascii="맑은 고딕" w:hAnsi="맑은 고딕" w:eastAsia="맑은 고딕"/>
+          <w:sz w:val="21"/>
+        </w:rPr>
+        <w:t xml:space="preserve">이 SCN 2173646으로 만들어졌고 </w:t>
+      </w:r>
+      <w:r>
+        <w:rPr>
+          <w:rFonts w:ascii="Consolas" w:hAnsi="Consolas" w:eastAsia="맑은 고딕"/>
+          <w:sz w:val="21"/>
+        </w:rPr>
+        <w:t xml:space="preserve">GUARANTEE_FLASHBACK_DATABASE</w:t>
+      </w:r>
+      <w:r>
+        <w:rPr>
+          <w:rFonts w:ascii="맑은 고딕" w:hAnsi="맑은 고딕" w:eastAsia="맑은 고딕"/>
+          <w:sz w:val="21"/>
+        </w:rPr>
+        <w:t xml:space="preserve">가 YES였다.</w:t>
       </w:r>
     </w:p>
     <w:p>
@@ -669,7 +909,7 @@
           <w:b/>
           <w:sz w:val="21"/>
         </w:rPr>
-        <w:t>[중-14] 정답: ① 갱신 가능한 상태가 되려면 일반 컨트롤 파일이 필요하기 때문</w:t>
+        <w:t>[중-14] 정답: ④ 갱신 가능한 상태가 되려면 일반 컨트롤 파일이 필요하기 때문</w:t>
       </w:r>
     </w:p>
     <w:p>
@@ -688,7 +928,7 @@
           <w:b/>
           <w:sz w:val="21"/>
         </w:rPr>
-        <w:t>[중-15] 정답: ① Snapshot standby</w:t>
+        <w:t>[중-15] 정답: ② Snapshot standby</w:t>
       </w:r>
     </w:p>
     <w:p>
@@ -707,7 +947,7 @@
           <w:b/>
           <w:sz w:val="21"/>
         </w:rPr>
-        <w:t>[중-16] 정답: ① CDB 환경에서 수집 결과가 PDB 컨테이너에 있었기 때문</w:t>
+        <w:t>[중-16] 정답: ② CDB 환경에서 수집 결과가 PDB 컨테이너에 있었기 때문</w:t>
       </w:r>
     </w:p>
     <w:p>
@@ -716,7 +956,49 @@
           <w:rFonts w:ascii="맑은 고딕" w:hAnsi="맑은 고딕" w:eastAsia="맑은 고딕"/>
           <w:sz w:val="21"/>
         </w:rPr>
-        <w:t>해설: CDB$ROOT에서 `DBA_` 뷰는 현재 컨테이너의 행만 보여 준다. 실측에서 `CDB_FEATURE_USAGE_STATISTICS`에는 243행이 있었고 전부 `CON_ID = 3`(chicago_pdb1)이었다.</w:t>
+        <w:t xml:space="preserve">해설: CDB$ROOT에서 </w:t>
+      </w:r>
+      <w:r>
+        <w:rPr>
+          <w:rFonts w:ascii="Consolas" w:hAnsi="Consolas" w:eastAsia="맑은 고딕"/>
+          <w:sz w:val="21"/>
+        </w:rPr>
+        <w:t xml:space="preserve">DBA_</w:t>
+      </w:r>
+      <w:r>
+        <w:rPr>
+          <w:rFonts w:ascii="맑은 고딕" w:hAnsi="맑은 고딕" w:eastAsia="맑은 고딕"/>
+          <w:sz w:val="21"/>
+        </w:rPr>
+        <w:t xml:space="preserve"> 뷰는 현재 컨테이너의 행만 보여 준다. 실측에서 </w:t>
+      </w:r>
+      <w:r>
+        <w:rPr>
+          <w:rFonts w:ascii="Consolas" w:hAnsi="Consolas" w:eastAsia="맑은 고딕"/>
+          <w:sz w:val="21"/>
+        </w:rPr>
+        <w:t xml:space="preserve">CDB_FEATURE_USAGE_STATISTICS</w:t>
+      </w:r>
+      <w:r>
+        <w:rPr>
+          <w:rFonts w:ascii="맑은 고딕" w:hAnsi="맑은 고딕" w:eastAsia="맑은 고딕"/>
+          <w:sz w:val="21"/>
+        </w:rPr>
+        <w:t xml:space="preserve">에는 243행이 있었고 전부 </w:t>
+      </w:r>
+      <w:r>
+        <w:rPr>
+          <w:rFonts w:ascii="Consolas" w:hAnsi="Consolas" w:eastAsia="맑은 고딕"/>
+          <w:sz w:val="21"/>
+        </w:rPr>
+        <w:t xml:space="preserve">CON_ID = 3</w:t>
+      </w:r>
+      <w:r>
+        <w:rPr>
+          <w:rFonts w:ascii="맑은 고딕" w:hAnsi="맑은 고딕" w:eastAsia="맑은 고딕"/>
+          <w:sz w:val="21"/>
+        </w:rPr>
+        <w:t xml:space="preserve">(chicago_pdb1)이었다.</w:t>
       </w:r>
     </w:p>
     <w:p>
@@ -726,7 +1008,15 @@
           <w:b/>
           <w:sz w:val="21"/>
         </w:rPr>
-        <w:t>[중-17] 정답: ① Standby의 `V$DATABASE.OPEN_MODE`</w:t>
+        <w:t xml:space="preserve">[중-17] 정답: ① Standby의 </w:t>
+      </w:r>
+      <w:r>
+        <w:rPr>
+          <w:rFonts w:ascii="Consolas" w:hAnsi="Consolas" w:eastAsia="맑은 고딕"/>
+          <w:b/>
+          <w:sz w:val="21"/>
+        </w:rPr>
+        <w:t xml:space="preserve">V$DATABASE.OPEN_MODE</w:t>
       </w:r>
     </w:p>
     <w:p>
@@ -735,7 +1025,21 @@
           <w:rFonts w:ascii="맑은 고딕" w:hAnsi="맑은 고딕" w:eastAsia="맑은 고딕"/>
           <w:sz w:val="21"/>
         </w:rPr>
-        <w:t>해설: 그 값이 READ ONLY WITH APPLY라면 옵션을 쓰고 있는 것이다. 실측에서 `DETECTED_USAGES`는 양쪽 모두 0이었으므로 사용 이력 뷰만으로는 판정할 수 없다.</w:t>
+        <w:t xml:space="preserve">해설: 그 값이 READ ONLY WITH APPLY라면 옵션을 쓰고 있는 것이다. 실측에서 </w:t>
+      </w:r>
+      <w:r>
+        <w:rPr>
+          <w:rFonts w:ascii="Consolas" w:hAnsi="Consolas" w:eastAsia="맑은 고딕"/>
+          <w:sz w:val="21"/>
+        </w:rPr>
+        <w:t xml:space="preserve">DETECTED_USAGES</w:t>
+      </w:r>
+      <w:r>
+        <w:rPr>
+          <w:rFonts w:ascii="맑은 고딕" w:hAnsi="맑은 고딕" w:eastAsia="맑은 고딕"/>
+          <w:sz w:val="21"/>
+        </w:rPr>
+        <w:t xml:space="preserve">는 양쪽 모두 0이었으므로 사용 이력 뷰만으로는 판정할 수 없다.</w:t>
       </w:r>
     </w:p>
     <w:p>
@@ -764,7 +1068,7 @@
           <w:b/>
           <w:sz w:val="21"/>
         </w:rPr>
-        <w:t>[중-19] 정답: ① ORA-01034: ORACLE not available</w:t>
+        <w:t>[중-19] 정답: ③ ORA-01034: ORACLE not available</w:t>
       </w:r>
     </w:p>
     <w:p>
@@ -773,7 +1077,35 @@
           <w:rFonts w:ascii="맑은 고딕" w:hAnsi="맑은 고딕" w:eastAsia="맑은 고딕"/>
           <w:sz w:val="21"/>
         </w:rPr>
-        <w:t>해설: boston-srv에는 boston 인스턴스만 있다. 두 노드의 `DB_NAME`이 chicago로 같아 SID와 혼동하기 쉽다. 인스턴스를 고르는 값은 `ORACLE_SID`다.</w:t>
+        <w:t xml:space="preserve">해설: boston-srv에는 boston 인스턴스만 있다. 두 노드의 </w:t>
+      </w:r>
+      <w:r>
+        <w:rPr>
+          <w:rFonts w:ascii="Consolas" w:hAnsi="Consolas" w:eastAsia="맑은 고딕"/>
+          <w:sz w:val="21"/>
+        </w:rPr>
+        <w:t xml:space="preserve">DB_NAME</w:t>
+      </w:r>
+      <w:r>
+        <w:rPr>
+          <w:rFonts w:ascii="맑은 고딕" w:hAnsi="맑은 고딕" w:eastAsia="맑은 고딕"/>
+          <w:sz w:val="21"/>
+        </w:rPr>
+        <w:t xml:space="preserve">이 chicago로 같아 SID와 혼동하기 쉽다. 인스턴스를 고르는 값은 </w:t>
+      </w:r>
+      <w:r>
+        <w:rPr>
+          <w:rFonts w:ascii="Consolas" w:hAnsi="Consolas" w:eastAsia="맑은 고딕"/>
+          <w:sz w:val="21"/>
+        </w:rPr>
+        <w:t xml:space="preserve">ORACLE_SID</w:t>
+      </w:r>
+      <w:r>
+        <w:rPr>
+          <w:rFonts w:ascii="맑은 고딕" w:hAnsi="맑은 고딕" w:eastAsia="맑은 고딕"/>
+          <w:sz w:val="21"/>
+        </w:rPr>
+        <w:t xml:space="preserve">다.</w:t>
       </w:r>
     </w:p>
     <w:p>
@@ -783,7 +1115,7 @@
           <w:b/>
           <w:sz w:val="21"/>
         </w:rPr>
-        <w:t>[중-20] 정답: ① SESSIONTIMEZONE</w:t>
+        <w:t>[중-20] 정답: ③ SESSIONTIMEZONE</w:t>
       </w:r>
     </w:p>
     <w:p>
@@ -792,7 +1124,35 @@
           <w:rFonts w:ascii="맑은 고딕" w:hAnsi="맑은 고딕" w:eastAsia="맑은 고딕"/>
           <w:sz w:val="21"/>
         </w:rPr>
-        <w:t>해설: `SESSIONTIMEZONE`은 접속한 클라이언트의 설정일 뿐이다. 실측에서 두 노드 모두 `DBTIMEZONE`은 +00:00으로 같고 세션은 +09:00이었다.</w:t>
+        <w:t xml:space="preserve">해설: </w:t>
+      </w:r>
+      <w:r>
+        <w:rPr>
+          <w:rFonts w:ascii="Consolas" w:hAnsi="Consolas" w:eastAsia="맑은 고딕"/>
+          <w:sz w:val="21"/>
+        </w:rPr>
+        <w:t xml:space="preserve">SESSIONTIMEZONE</w:t>
+      </w:r>
+      <w:r>
+        <w:rPr>
+          <w:rFonts w:ascii="맑은 고딕" w:hAnsi="맑은 고딕" w:eastAsia="맑은 고딕"/>
+          <w:sz w:val="21"/>
+        </w:rPr>
+        <w:t xml:space="preserve">은 접속한 클라이언트의 설정일 뿐이다. 실측에서 두 노드 모두 </w:t>
+      </w:r>
+      <w:r>
+        <w:rPr>
+          <w:rFonts w:ascii="Consolas" w:hAnsi="Consolas" w:eastAsia="맑은 고딕"/>
+          <w:sz w:val="21"/>
+        </w:rPr>
+        <w:t xml:space="preserve">DBTIMEZONE</w:t>
+      </w:r>
+      <w:r>
+        <w:rPr>
+          <w:rFonts w:ascii="맑은 고딕" w:hAnsi="맑은 고딕" w:eastAsia="맑은 고딕"/>
+          <w:sz w:val="21"/>
+        </w:rPr>
+        <w:t xml:space="preserve">은 +00:00으로 같고 세션은 +09:00이었다.</w:t>
       </w:r>
     </w:p>
     <w:p>
@@ -810,7 +1170,7 @@
           <w:b/>
           <w:sz w:val="21"/>
         </w:rPr>
-        <w:t>[상-01] 정답: ① 실시간 적용이 동작 중이며 적용이 수신을 바짝 따라가고 있다</w:t>
+        <w:t>[상-01] 정답: ④ 실시간 적용이 동작 중이며 적용이 수신을 바짝 따라가고 있다</w:t>
       </w:r>
     </w:p>
     <w:p>
@@ -829,7 +1189,7 @@
           <w:b/>
           <w:sz w:val="21"/>
         </w:rPr>
-        <w:t>[상-02] 정답: ① NSSn은 SYNC 전송 전용이며 ASYNC에서는 TTnn이 담당한다</w:t>
+        <w:t>[상-02] 정답: ③ NSSn은 SYNC 전송 전용이며 ASYNC에서는 TTnn이 담당한다</w:t>
       </w:r>
     </w:p>
     <w:p>
@@ -848,7 +1208,7 @@
           <w:b/>
           <w:sz w:val="21"/>
         </w:rPr>
-        <w:t>[상-03] 정답: ① 정상이다. MOUNT 상태라 닫을 데이터베이스가 없어 나오는 안내 메시지다</w:t>
+        <w:t>[상-03] 정답: ④ 정상이다. MOUNT 상태라 닫을 데이터베이스가 없어 나오는 안내 메시지다</w:t>
       </w:r>
     </w:p>
     <w:p>
@@ -857,7 +1217,21 @@
           <w:rFonts w:ascii="맑은 고딕" w:hAnsi="맑은 고딕" w:eastAsia="맑은 고딕"/>
           <w:sz w:val="21"/>
         </w:rPr>
-        <w:t>해설: 변환은 MOUNT 상태에서 수행하므로 직후의 `SHUTDOWN IMMEDIATE`는 닫을 대상이 없다. SQL*Plus가 ORA-01109로 알린 뒤 곧바로 dismount로 넘어간다. 이어지는 'Database dismounted'가 절차가 계속됐다는 증거다.</w:t>
+        <w:t xml:space="preserve">해설: 변환은 MOUNT 상태에서 수행하므로 직후의 </w:t>
+      </w:r>
+      <w:r>
+        <w:rPr>
+          <w:rFonts w:ascii="Consolas" w:hAnsi="Consolas" w:eastAsia="맑은 고딕"/>
+          <w:sz w:val="21"/>
+        </w:rPr>
+        <w:t xml:space="preserve">SHUTDOWN IMMEDIATE</w:t>
+      </w:r>
+      <w:r>
+        <w:rPr>
+          <w:rFonts w:ascii="맑은 고딕" w:hAnsi="맑은 고딕" w:eastAsia="맑은 고딕"/>
+          <w:sz w:val="21"/>
+        </w:rPr>
+        <w:t xml:space="preserve">는 닫을 대상이 없다. SQL*Plus가 ORA-01109로 알린 뒤 곧바로 dismount로 넘어간다. 이어지는 'Database dismounted'가 절차가 계속됐다는 증거다.</w:t>
       </w:r>
     </w:p>
     <w:p>
@@ -867,7 +1241,7 @@
           <w:b/>
           <w:sz w:val="21"/>
         </w:rPr>
-        <w:t>[상-04] 정답: ① 읽기 전용이라 복제받은 딕셔너리 값이 그대로 남아 갱신되지 않기 때문</w:t>
+        <w:t>[상-04] 정답: ③ 읽기 전용이라 복제받은 딕셔너리 값이 그대로 남아 갱신되지 않기 때문</w:t>
       </w:r>
     </w:p>
     <w:p>
@@ -905,7 +1279,7 @@
           <w:b/>
           <w:sz w:val="21"/>
         </w:rPr>
-        <w:t>[상-06] 정답: ① 해당 데이터베이스가 리두를 받아 오는 상위 데이터베이스</w:t>
+        <w:t>[상-06] 정답: ④ 해당 데이터베이스가 리두를 받아 오는 상위 데이터베이스</w:t>
       </w:r>
     </w:p>
     <w:p>
@@ -914,7 +1288,21 @@
           <w:rFonts w:ascii="맑은 고딕" w:hAnsi="맑은 고딕" w:eastAsia="맑은 고딕"/>
           <w:sz w:val="21"/>
         </w:rPr>
-        <w:t>해설: 실측에서 chicago의 `PARENT_DBUN`은 NONE(최상위 Primary), boston은 chicago였다. 캐스케이딩 구성에서는 이 열이 여러 단계로 이어진다.</w:t>
+        <w:t xml:space="preserve">해설: 실측에서 chicago의 </w:t>
+      </w:r>
+      <w:r>
+        <w:rPr>
+          <w:rFonts w:ascii="Consolas" w:hAnsi="Consolas" w:eastAsia="맑은 고딕"/>
+          <w:sz w:val="21"/>
+        </w:rPr>
+        <w:t xml:space="preserve">PARENT_DBUN</w:t>
+      </w:r>
+      <w:r>
+        <w:rPr>
+          <w:rFonts w:ascii="맑은 고딕" w:hAnsi="맑은 고딕" w:eastAsia="맑은 고딕"/>
+          <w:sz w:val="21"/>
+        </w:rPr>
+        <w:t xml:space="preserve">은 NONE(최상위 Primary), boston은 chicago였다. 캐스케이딩 구성에서는 이 열이 여러 단계로 이어진다.</w:t>
       </w:r>
     </w:p>
     <w:p>
@@ -924,7 +1312,7 @@
           <w:b/>
           <w:sz w:val="21"/>
         </w:rPr>
-        <w:t>[상-07] 정답: ① 전자는 내 플랫폼명을, 후자는 그 플랫폼의 엔디안을 알려 주기 때문</w:t>
+        <w:t>[상-07] 정답: ② 전자는 내 플랫폼명을, 후자는 그 플랫폼의 엔디안을 알려 주기 때문</w:t>
       </w:r>
     </w:p>
     <w:p>
@@ -933,7 +1321,35 @@
           <w:rFonts w:ascii="맑은 고딕" w:hAnsi="맑은 고딕" w:eastAsia="맑은 고딕"/>
           <w:sz w:val="21"/>
         </w:rPr>
-        <w:t>해설: `V$DATABASE`만으로는 엔디안을 알 수 없고 `V$TRANSPORTABLE_PLATFORM`만으로는 자신이 어느 플랫폼인지 알 수 없다. 조인해야 플랫폼 ID와 엔디안을 한 번에 얻는다.</w:t>
+        <w:t xml:space="preserve">해설: </w:t>
+      </w:r>
+      <w:r>
+        <w:rPr>
+          <w:rFonts w:ascii="Consolas" w:hAnsi="Consolas" w:eastAsia="맑은 고딕"/>
+          <w:sz w:val="21"/>
+        </w:rPr>
+        <w:t xml:space="preserve">V$DATABASE</w:t>
+      </w:r>
+      <w:r>
+        <w:rPr>
+          <w:rFonts w:ascii="맑은 고딕" w:hAnsi="맑은 고딕" w:eastAsia="맑은 고딕"/>
+          <w:sz w:val="21"/>
+        </w:rPr>
+        <w:t xml:space="preserve">만으로는 엔디안을 알 수 없고 </w:t>
+      </w:r>
+      <w:r>
+        <w:rPr>
+          <w:rFonts w:ascii="Consolas" w:hAnsi="Consolas" w:eastAsia="맑은 고딕"/>
+          <w:sz w:val="21"/>
+        </w:rPr>
+        <w:t xml:space="preserve">V$TRANSPORTABLE_PLATFORM</w:t>
+      </w:r>
+      <w:r>
+        <w:rPr>
+          <w:rFonts w:ascii="맑은 고딕" w:hAnsi="맑은 고딕" w:eastAsia="맑은 고딕"/>
+          <w:sz w:val="21"/>
+        </w:rPr>
+        <w:t xml:space="preserve">만으로는 자신이 어느 플랫폼인지 알 수 없다. 조인해야 플랫폼 ID와 엔디안을 한 번에 얻는다.</w:t>
       </w:r>
     </w:p>
     <w:p>
@@ -943,7 +1359,7 @@
           <w:b/>
           <w:sz w:val="21"/>
         </w:rPr>
-        <w:t>[상-08] 정답: ① 리두가 적용되지 않아 Standby로 동작할 수 없다</w:t>
+        <w:t>[상-08] 정답: ④ 리두가 적용되지 않아 Standby로 동작할 수 없다</w:t>
       </w:r>
     </w:p>
     <w:p>
@@ -962,7 +1378,7 @@
           <w:b/>
           <w:sz w:val="21"/>
         </w:rPr>
-        <w:t>[상-09] 정답: ① Active Data Guard 옵션 라이선스 보유 여부</w:t>
+        <w:t>[상-09] 정답: ③ Active Data Guard 옵션 라이선스 보유 여부</w:t>
       </w:r>
     </w:p>
     <w:p>
@@ -971,7 +1387,21 @@
           <w:rFonts w:ascii="맑은 고딕" w:hAnsi="맑은 고딕" w:eastAsia="맑은 고딕"/>
           <w:sz w:val="21"/>
         </w:rPr>
-        <w:t>해설: Standby를 열어 조회에 쓰는 것이 Real-Time Query이며 별도 유상 옵션이다. 하드웨어 사양은 달라도 되고 `SESSIONTIMEZONE`은 무관하다.</w:t>
+        <w:t xml:space="preserve">해설: Standby를 열어 조회에 쓰는 것이 Real-Time Query이며 별도 유상 옵션이다. 하드웨어 사양은 달라도 되고 </w:t>
+      </w:r>
+      <w:r>
+        <w:rPr>
+          <w:rFonts w:ascii="Consolas" w:hAnsi="Consolas" w:eastAsia="맑은 고딕"/>
+          <w:sz w:val="21"/>
+        </w:rPr>
+        <w:t xml:space="preserve">SESSIONTIMEZONE</w:t>
+      </w:r>
+      <w:r>
+        <w:rPr>
+          <w:rFonts w:ascii="맑은 고딕" w:hAnsi="맑은 고딕" w:eastAsia="맑은 고딕"/>
+          <w:sz w:val="21"/>
+        </w:rPr>
+        <w:t xml:space="preserve">은 무관하다.</w:t>
       </w:r>
     </w:p>
     <w:p>
@@ -981,7 +1411,7 @@
           <w:b/>
           <w:sz w:val="21"/>
         </w:rPr>
-        <w:t>[상-10] 정답: ① Primary는 역할을 넘겨줄 준비가 되었고, Standby 쪽 값은 이 상태에서 정상이다</w:t>
+        <w:t>[상-10] 정답: ④ Primary는 역할을 넘겨줄 준비가 되었고, Standby 쪽 값은 이 상태에서 정상이다</w:t>
       </w:r>
     </w:p>
     <w:p>
@@ -990,10 +1420,26 @@
           <w:rFonts w:ascii="맑은 고딕" w:hAnsi="맑은 고딕" w:eastAsia="맑은 고딕"/>
           <w:sz w:val="21"/>
         </w:rPr>
-        <w:t>해설: `SWITCHOVER_STATUS`는 Primary에서 TO STANDBY, Standby에서 NOT ALLOWED로 나타나는 것이 정상적인 조합이다. 이 열은 16장 역할 전환의 사전 점검 지표로 다시 쓴다.</w:t>
+        <w:t xml:space="preserve">해설: </w:t>
+      </w:r>
+      <w:r>
+        <w:rPr>
+          <w:rFonts w:ascii="Consolas" w:hAnsi="Consolas" w:eastAsia="맑은 고딕"/>
+          <w:sz w:val="21"/>
+        </w:rPr>
+        <w:t xml:space="preserve">SWITCHOVER_STATUS</w:t>
+      </w:r>
+      <w:r>
+        <w:rPr>
+          <w:rFonts w:ascii="맑은 고딕" w:hAnsi="맑은 고딕" w:eastAsia="맑은 고딕"/>
+          <w:sz w:val="21"/>
+        </w:rPr>
+        <w:t xml:space="preserve">는 Primary에서 TO STANDBY, Standby에서 NOT ALLOWED로 나타나는 것이 정상적인 조합이다. 이 열은 16장 역할 전환의 사전 점검 지표로 다시 쓴다.</w:t>
       </w:r>
     </w:p>
     <w:sectPr>
+      <w:headerReference w:type="default" r:id="rId9"/>
+      <w:footerReference w:type="default" r:id="rId10"/>
       <w:pgSz w:w="12240" w:h="15840"/>
       <w:pgMar w:top="1440" w:right="1800" w:bottom="1440" w:left="1800" w:header="720" w:footer="720" w:gutter="0"/>
       <w:cols w:space="720"/>
@@ -1001,6 +1447,26 @@
     </w:sectPr>
   </w:body>
 </w:document>
+</file>
+
+<file path=word/footer1.xml><?xml version="1.0" encoding="utf-8"?>
+<w:ftr xmlns:m="http://schemas.openxmlformats.org/officeDocument/2006/math" xmlns:mc="http://schemas.openxmlformats.org/markup-compatibility/2006" xmlns:mo="http://schemas.microsoft.com/office/mac/office/2008/main" xmlns:mv="urn:schemas-microsoft-com:mac:vml" xmlns:o="urn:schemas-microsoft-com:office:office" xmlns:r="http://schemas.openxmlformats.org/officeDocument/2006/relationships" xmlns:v="urn:schemas-microsoft-com:vml" xmlns:w10="urn:schemas-microsoft-com:office:word" xmlns:w14="http://schemas.microsoft.com/office/word/2010/wordml" xmlns:w="http://schemas.openxmlformats.org/wordprocessingml/2006/main" xmlns:wne="http://schemas.microsoft.com/office/word/2006/wordml" xmlns:wp14="http://schemas.microsoft.com/office/word/2010/wordprocessingDrawing" xmlns:wp="http://schemas.openxmlformats.org/drawingml/2006/wordprocessingDrawing" xmlns:wpc="http://schemas.microsoft.com/office/word/2010/wordprocessingCanvas" xmlns:wpg="http://schemas.microsoft.com/office/word/2010/wordprocessingGroup" xmlns:wpi="http://schemas.microsoft.com/office/word/2010/wordprocessingInk" xmlns:wps="http://schemas.microsoft.com/office/word/2010/wordprocessingShape" mc:Ignorable="w14 wp14">
+  <w:p>
+    <w:pPr>
+      <w:pStyle w:val="Footer"/>
+    </w:pPr>
+  </w:p>
+</w:ftr>
+</file>
+
+<file path=word/header1.xml><?xml version="1.0" encoding="utf-8"?>
+<w:hdr xmlns:m="http://schemas.openxmlformats.org/officeDocument/2006/math" xmlns:mc="http://schemas.openxmlformats.org/markup-compatibility/2006" xmlns:mo="http://schemas.microsoft.com/office/mac/office/2008/main" xmlns:mv="urn:schemas-microsoft-com:mac:vml" xmlns:o="urn:schemas-microsoft-com:office:office" xmlns:r="http://schemas.openxmlformats.org/officeDocument/2006/relationships" xmlns:v="urn:schemas-microsoft-com:vml" xmlns:w10="urn:schemas-microsoft-com:office:word" xmlns:w14="http://schemas.microsoft.com/office/word/2010/wordml" xmlns:w="http://schemas.openxmlformats.org/wordprocessingml/2006/main" xmlns:wne="http://schemas.microsoft.com/office/word/2006/wordml" xmlns:wp14="http://schemas.microsoft.com/office/word/2010/wordprocessingDrawing" xmlns:wp="http://schemas.openxmlformats.org/drawingml/2006/wordprocessingDrawing" xmlns:wpc="http://schemas.microsoft.com/office/word/2010/wordprocessingCanvas" xmlns:wpg="http://schemas.microsoft.com/office/word/2010/wordprocessingGroup" xmlns:wpi="http://schemas.microsoft.com/office/word/2010/wordprocessingInk" xmlns:wps="http://schemas.microsoft.com/office/word/2010/wordprocessingShape" mc:Ignorable="w14 wp14">
+  <w:p>
+    <w:pPr>
+      <w:pStyle w:val="Header"/>
+    </w:pPr>
+  </w:p>
+</w:hdr>
 </file>
 
 <file path=word/numbering.xml><?xml version="1.0" encoding="utf-8"?>
